--- a/DAY-10 (Extra Class)/Lab Exercise- Create and Test an AWS Lambda Function Using AWS CloudShell.docx
+++ b/DAY-10 (Extra Class)/Lab Exercise- Create and Test an AWS Lambda Function Using AWS CloudShell.docx
@@ -75,24 +75,8 @@
           <w:lang w:val="en-US" w:eastAsia="en-IN"/>
           <w14:ligatures w14:val="none"/>
         </w:rPr>
-        <w:t xml:space="preserve">Create and Test an AWS Lambda Function Using AWS </w:t>
-      </w:r>
-      <w:proofErr w:type="spellStart"/>
-      <w:r>
-        <w:rPr>
-          <w:rFonts w:ascii="Georgia" w:eastAsia="Times New Roman" w:hAnsi="Georgia" w:cs="Times New Roman"/>
-          <w:b/>
-          <w:bCs/>
-          <w:color w:val="000000" w:themeColor="text1"/>
-          <w:kern w:val="0"/>
-          <w:sz w:val="36"/>
-          <w:szCs w:val="36"/>
-          <w:lang w:val="en-US" w:eastAsia="en-IN"/>
-          <w14:ligatures w14:val="none"/>
-        </w:rPr>
-        <w:t>CloudShell</w:t>
-      </w:r>
-      <w:proofErr w:type="spellEnd"/>
+        <w:t>Create and Test an AWS Lambda Function Using AWS CloudShell</w:t>
+      </w:r>
     </w:p>
     <w:p>
       <w:pPr>
@@ -243,33 +227,7 @@
           <w:lang w:val="en-US" w:eastAsia="en-IN"/>
           <w14:ligatures w14:val="none"/>
         </w:rPr>
-        <w:t xml:space="preserve">Create a Lambda function using AWS </w:t>
-      </w:r>
-      <w:proofErr w:type="spellStart"/>
-      <w:r>
-        <w:rPr>
-          <w:rFonts w:ascii="Georgia" w:eastAsia="Times New Roman" w:hAnsi="Georgia" w:cs="Times New Roman"/>
-          <w:color w:val="000000" w:themeColor="text1"/>
-          <w:kern w:val="0"/>
-          <w:sz w:val="24"/>
-          <w:szCs w:val="24"/>
-          <w:lang w:val="en-US" w:eastAsia="en-IN"/>
-          <w14:ligatures w14:val="none"/>
-        </w:rPr>
-        <w:t>CloudShell</w:t>
-      </w:r>
-      <w:proofErr w:type="spellEnd"/>
-      <w:r>
-        <w:rPr>
-          <w:rFonts w:ascii="Georgia" w:eastAsia="Times New Roman" w:hAnsi="Georgia" w:cs="Times New Roman"/>
-          <w:color w:val="000000" w:themeColor="text1"/>
-          <w:kern w:val="0"/>
-          <w:sz w:val="24"/>
-          <w:szCs w:val="24"/>
-          <w:lang w:val="en-US" w:eastAsia="en-IN"/>
-          <w14:ligatures w14:val="none"/>
-        </w:rPr>
-        <w:t xml:space="preserve">. </w:t>
+        <w:t xml:space="preserve">Create a Lambda function using AWS CloudShell. </w:t>
       </w:r>
     </w:p>
     <w:p>
@@ -470,7 +428,7 @@
           <w14:ligatures w14:val="none"/>
         </w:rPr>
         <w:pict w14:anchorId="753B3C59">
-          <v:rect id="_x0000_i1223" style="width:0;height:1.5pt" o:hralign="center" o:hrstd="t" o:hr="t" fillcolor="#a0a0a0" stroked="f"/>
+          <v:rect id="_x0000_i1025" style="width:0;height:1.5pt" o:hralign="center" o:hrstd="t" o:hr="t" fillcolor="#a0a0a0" stroked="f"/>
         </w:pict>
       </w:r>
     </w:p>
@@ -566,7 +524,7 @@
           <w14:ligatures w14:val="none"/>
         </w:rPr>
         <w:pict w14:anchorId="7C872800">
-          <v:rect id="_x0000_i1224" style="width:0;height:1.5pt" o:hralign="center" o:hrstd="t" o:hr="t" fillcolor="#a0a0a0" stroked="f"/>
+          <v:rect id="_x0000_i1026" style="width:0;height:1.5pt" o:hralign="center" o:hrstd="t" o:hr="t" fillcolor="#a0a0a0" stroked="f"/>
         </w:pict>
       </w:r>
     </w:p>
@@ -669,33 +627,7 @@
           <w:lang w:val="en-US" w:eastAsia="en-IN"/>
           <w14:ligatures w14:val="none"/>
         </w:rPr>
-        <w:t xml:space="preserve">AWS </w:t>
-      </w:r>
-      <w:proofErr w:type="spellStart"/>
-      <w:r>
-        <w:rPr>
-          <w:rFonts w:ascii="Georgia" w:eastAsia="Times New Roman" w:hAnsi="Georgia" w:cs="Times New Roman"/>
-          <w:color w:val="000000" w:themeColor="text1"/>
-          <w:kern w:val="0"/>
-          <w:sz w:val="24"/>
-          <w:szCs w:val="24"/>
-          <w:lang w:val="en-US" w:eastAsia="en-IN"/>
-          <w14:ligatures w14:val="none"/>
-        </w:rPr>
-        <w:t>CloudShell</w:t>
-      </w:r>
-      <w:proofErr w:type="spellEnd"/>
-      <w:r>
-        <w:rPr>
-          <w:rFonts w:ascii="Georgia" w:eastAsia="Times New Roman" w:hAnsi="Georgia" w:cs="Times New Roman"/>
-          <w:color w:val="000000" w:themeColor="text1"/>
-          <w:kern w:val="0"/>
-          <w:sz w:val="24"/>
-          <w:szCs w:val="24"/>
-          <w:lang w:val="en-US" w:eastAsia="en-IN"/>
-          <w14:ligatures w14:val="none"/>
-        </w:rPr>
-        <w:t xml:space="preserve"> </w:t>
+        <w:t xml:space="preserve">AWS CloudShell </w:t>
       </w:r>
     </w:p>
     <w:p>
@@ -862,7 +794,7 @@
           <w14:ligatures w14:val="none"/>
         </w:rPr>
         <w:pict w14:anchorId="68168A00">
-          <v:rect id="_x0000_i1225" style="width:0;height:1.5pt" o:hralign="center" o:hrstd="t" o:hr="t" fillcolor="#a0a0a0" stroked="f"/>
+          <v:rect id="_x0000_i1027" style="width:0;height:1.5pt" o:hralign="center" o:hrstd="t" o:hr="t" fillcolor="#a0a0a0" stroked="f"/>
         </w:pict>
       </w:r>
     </w:p>
@@ -1211,7 +1143,7 @@
           <w14:ligatures w14:val="none"/>
         </w:rPr>
         <w:pict w14:anchorId="43B90189">
-          <v:rect id="_x0000_i1226" style="width:0;height:1.5pt" o:hralign="center" o:hrstd="t" o:hr="t" fillcolor="#a0a0a0" stroked="f"/>
+          <v:rect id="_x0000_i1028" style="width:0;height:1.5pt" o:hralign="center" o:hrstd="t" o:hr="t" fillcolor="#a0a0a0" stroked="f"/>
         </w:pict>
       </w:r>
     </w:p>
@@ -1246,24 +1178,8 @@
           <w:lang w:val="en-US" w:eastAsia="en-IN"/>
           <w14:ligatures w14:val="none"/>
         </w:rPr>
-        <w:t xml:space="preserve">Part 1 – Open AWS </w:t>
-      </w:r>
-      <w:proofErr w:type="spellStart"/>
-      <w:r>
-        <w:rPr>
-          <w:rFonts w:ascii="Georgia" w:eastAsia="Times New Roman" w:hAnsi="Georgia" w:cs="Times New Roman"/>
-          <w:b/>
-          <w:bCs/>
-          <w:color w:val="000000" w:themeColor="text1"/>
-          <w:kern w:val="0"/>
-          <w:sz w:val="24"/>
-          <w:szCs w:val="24"/>
-          <w:lang w:val="en-US" w:eastAsia="en-IN"/>
-          <w14:ligatures w14:val="none"/>
-        </w:rPr>
-        <w:t>CloudShell</w:t>
-      </w:r>
-      <w:proofErr w:type="spellEnd"/>
+        <w:t>Part 1 – Open AWS CloudShell</w:t>
+      </w:r>
     </w:p>
     <w:p>
       <w:pPr>
@@ -1344,24 +1260,8 @@
           <w:lang w:val="en-US" w:eastAsia="en-IN"/>
           <w14:ligatures w14:val="none"/>
         </w:rPr>
-        <w:t xml:space="preserve">AWS </w:t>
-      </w:r>
-      <w:proofErr w:type="spellStart"/>
-      <w:r>
-        <w:rPr>
-          <w:rFonts w:ascii="Georgia" w:eastAsia="Times New Roman" w:hAnsi="Georgia" w:cs="Times New Roman"/>
-          <w:b/>
-          <w:bCs/>
-          <w:color w:val="000000" w:themeColor="text1"/>
-          <w:kern w:val="0"/>
-          <w:sz w:val="24"/>
-          <w:szCs w:val="24"/>
-          <w:lang w:val="en-US" w:eastAsia="en-IN"/>
-          <w14:ligatures w14:val="none"/>
-        </w:rPr>
-        <w:t>CloudShell</w:t>
-      </w:r>
-      <w:proofErr w:type="spellEnd"/>
+        <w:t>AWS CloudShell</w:t>
+      </w:r>
       <w:r>
         <w:rPr>
           <w:rFonts w:ascii="Georgia" w:eastAsia="Times New Roman" w:hAnsi="Georgia" w:cs="Times New Roman"/>
@@ -1437,7 +1337,7 @@
           <w14:ligatures w14:val="none"/>
         </w:rPr>
         <w:pict w14:anchorId="2B7CAEF3">
-          <v:rect id="_x0000_i1227" style="width:0;height:1.5pt" o:hralign="center" o:hrstd="t" o:hr="t" fillcolor="#a0a0a0" stroked="f"/>
+          <v:rect id="_x0000_i1029" style="width:0;height:1.5pt" o:hralign="center" o:hrstd="t" o:hr="t" fillcolor="#a0a0a0" stroked="f"/>
         </w:pict>
       </w:r>
     </w:p>
@@ -1516,26 +1416,8 @@
           <w:lang w:val="en-US" w:eastAsia="en-IN"/>
           <w14:ligatures w14:val="none"/>
         </w:rPr>
-        <w:t>trust-</w:t>
-      </w:r>
-      <w:proofErr w:type="spellStart"/>
-      <w:proofErr w:type="gramStart"/>
-      <w:r>
-        <w:rPr>
-          <w:rFonts w:ascii="Georgia" w:eastAsia="Times New Roman" w:hAnsi="Georgia" w:cs="Times New Roman"/>
-          <w:b/>
-          <w:bCs/>
-          <w:color w:val="000000" w:themeColor="text1"/>
-          <w:kern w:val="0"/>
-          <w:sz w:val="24"/>
-          <w:szCs w:val="24"/>
-          <w:lang w:val="en-US" w:eastAsia="en-IN"/>
-          <w14:ligatures w14:val="none"/>
-        </w:rPr>
-        <w:t>policy.json</w:t>
-      </w:r>
-      <w:proofErr w:type="spellEnd"/>
-      <w:proofErr w:type="gramEnd"/>
+        <w:t>trust-policy.json</w:t>
+      </w:r>
     </w:p>
     <w:p>
       <w:pPr>
@@ -1570,24 +1452,26 @@
           <w:lang w:val="en-US" w:eastAsia="en-IN"/>
           <w14:ligatures w14:val="none"/>
         </w:rPr>
-        <w:t>nano trust-</w:t>
-      </w:r>
-      <w:proofErr w:type="spellStart"/>
-      <w:proofErr w:type="gramStart"/>
-      <w:r>
-        <w:rPr>
-          <w:rFonts w:ascii="Georgia" w:eastAsia="Times New Roman" w:hAnsi="Georgia" w:cs="Times New Roman"/>
-          <w:color w:val="000000" w:themeColor="text1"/>
-          <w:kern w:val="0"/>
-          <w:sz w:val="24"/>
-          <w:szCs w:val="24"/>
-          <w:lang w:val="en-US" w:eastAsia="en-IN"/>
-          <w14:ligatures w14:val="none"/>
-        </w:rPr>
-        <w:t>policy.json</w:t>
-      </w:r>
-      <w:proofErr w:type="spellEnd"/>
-      <w:proofErr w:type="gramEnd"/>
+        <w:t>nano trust-policy.json</w:t>
+      </w:r>
+    </w:p>
+    <w:p>
+      <w:pPr>
+        <w:shd w:val="clear" w:color="auto" w:fill="FFFFFF"/>
+        <w:spacing w:after="0" w:line="480" w:lineRule="auto"/>
+        <w:jc w:val="both"/>
+        <w:textAlignment w:val="baseline"/>
+        <w:outlineLvl w:val="0"/>
+        <w:rPr>
+          <w:rFonts w:ascii="Georgia" w:eastAsia="Times New Roman" w:hAnsi="Georgia" w:cs="Times New Roman"/>
+          <w:color w:val="000000" w:themeColor="text1"/>
+          <w:kern w:val="0"/>
+          <w:sz w:val="24"/>
+          <w:szCs w:val="24"/>
+          <w:lang w:val="en-US" w:eastAsia="en-IN"/>
+          <w14:ligatures w14:val="none"/>
+        </w:rPr>
+      </w:pPr>
     </w:p>
     <w:p>
       <w:pPr>
@@ -1832,22 +1716,8 @@
           <w:lang w:val="en-US" w:eastAsia="en-IN"/>
           <w14:ligatures w14:val="none"/>
         </w:rPr>
-        <w:t xml:space="preserve">      "Principal</w:t>
-      </w:r>
-      <w:proofErr w:type="gramStart"/>
-      <w:r>
-        <w:rPr>
-          <w:rFonts w:ascii="Georgia" w:eastAsia="Times New Roman" w:hAnsi="Georgia" w:cs="Times New Roman"/>
-          <w:color w:val="000000" w:themeColor="text1"/>
-          <w:kern w:val="0"/>
-          <w:sz w:val="24"/>
-          <w:szCs w:val="24"/>
-          <w:lang w:val="en-US" w:eastAsia="en-IN"/>
-          <w14:ligatures w14:val="none"/>
-        </w:rPr>
-        <w:t>": {</w:t>
-      </w:r>
-      <w:proofErr w:type="gramEnd"/>
+        <w:t xml:space="preserve">      "Principal": {</w:t>
+      </w:r>
     </w:p>
     <w:p>
       <w:pPr>
@@ -1954,35 +1824,7 @@
           <w:lang w:val="en-US" w:eastAsia="en-IN"/>
           <w14:ligatures w14:val="none"/>
         </w:rPr>
-        <w:t xml:space="preserve">      "Action": "</w:t>
-      </w:r>
-      <w:proofErr w:type="spellStart"/>
-      <w:proofErr w:type="gramStart"/>
-      <w:r>
-        <w:rPr>
-          <w:rFonts w:ascii="Georgia" w:eastAsia="Times New Roman" w:hAnsi="Georgia" w:cs="Times New Roman"/>
-          <w:color w:val="000000" w:themeColor="text1"/>
-          <w:kern w:val="0"/>
-          <w:sz w:val="24"/>
-          <w:szCs w:val="24"/>
-          <w:lang w:val="en-US" w:eastAsia="en-IN"/>
-          <w14:ligatures w14:val="none"/>
-        </w:rPr>
-        <w:t>sts:AssumeRole</w:t>
-      </w:r>
-      <w:proofErr w:type="spellEnd"/>
-      <w:proofErr w:type="gramEnd"/>
-      <w:r>
-        <w:rPr>
-          <w:rFonts w:ascii="Georgia" w:eastAsia="Times New Roman" w:hAnsi="Georgia" w:cs="Times New Roman"/>
-          <w:color w:val="000000" w:themeColor="text1"/>
-          <w:kern w:val="0"/>
-          <w:sz w:val="24"/>
-          <w:szCs w:val="24"/>
-          <w:lang w:val="en-US" w:eastAsia="en-IN"/>
-          <w14:ligatures w14:val="none"/>
-        </w:rPr>
-        <w:t>"</w:t>
+        <w:t xml:space="preserve">      "Action": "sts:AssumeRole"</w:t>
       </w:r>
     </w:p>
     <w:p>
@@ -2018,6 +1860,7 @@
           <w:lang w:val="en-US" w:eastAsia="en-IN"/>
           <w14:ligatures w14:val="none"/>
         </w:rPr>
+        <w:lastRenderedPageBreak/>
         <w:t xml:space="preserve">    }</w:t>
       </w:r>
     </w:p>
@@ -2054,7 +1897,6 @@
           <w:lang w:val="en-US" w:eastAsia="en-IN"/>
           <w14:ligatures w14:val="none"/>
         </w:rPr>
-        <w:lastRenderedPageBreak/>
         <w:t xml:space="preserve">  ]</w:t>
       </w:r>
     </w:p>
@@ -2152,7 +1994,7 @@
           <w14:ligatures w14:val="none"/>
         </w:rPr>
         <w:pict w14:anchorId="6950735F">
-          <v:rect id="_x0000_i1228" style="width:0;height:1.5pt" o:hralign="center" o:hrstd="t" o:hr="t" fillcolor="#a0a0a0" stroked="f"/>
+          <v:rect id="_x0000_i1030" style="width:0;height:1.5pt" o:hralign="center" o:hrstd="t" o:hr="t" fillcolor="#a0a0a0" stroked="f"/>
         </w:pict>
       </w:r>
     </w:p>
@@ -2213,59 +2055,17 @@
           <w14:ligatures w14:val="none"/>
         </w:rPr>
       </w:pPr>
-      <w:proofErr w:type="spellStart"/>
-      <w:r>
-        <w:rPr>
-          <w:rFonts w:ascii="Georgia" w:eastAsia="Times New Roman" w:hAnsi="Georgia" w:cs="Times New Roman"/>
-          <w:color w:val="000000" w:themeColor="text1"/>
-          <w:kern w:val="0"/>
-          <w:sz w:val="24"/>
-          <w:szCs w:val="24"/>
-          <w:lang w:val="en-US" w:eastAsia="en-IN"/>
-          <w14:ligatures w14:val="none"/>
-        </w:rPr>
-        <w:t>aws</w:t>
-      </w:r>
-      <w:proofErr w:type="spellEnd"/>
-      <w:r>
-        <w:rPr>
-          <w:rFonts w:ascii="Georgia" w:eastAsia="Times New Roman" w:hAnsi="Georgia" w:cs="Times New Roman"/>
-          <w:color w:val="000000" w:themeColor="text1"/>
-          <w:kern w:val="0"/>
-          <w:sz w:val="24"/>
-          <w:szCs w:val="24"/>
-          <w:lang w:val="en-US" w:eastAsia="en-IN"/>
-          <w14:ligatures w14:val="none"/>
-        </w:rPr>
-        <w:t xml:space="preserve"> </w:t>
-      </w:r>
-      <w:proofErr w:type="spellStart"/>
-      <w:proofErr w:type="gramStart"/>
-      <w:r>
-        <w:rPr>
-          <w:rFonts w:ascii="Georgia" w:eastAsia="Times New Roman" w:hAnsi="Georgia" w:cs="Times New Roman"/>
-          <w:color w:val="000000" w:themeColor="text1"/>
-          <w:kern w:val="0"/>
-          <w:sz w:val="24"/>
-          <w:szCs w:val="24"/>
-          <w:lang w:val="en-US" w:eastAsia="en-IN"/>
-          <w14:ligatures w14:val="none"/>
-        </w:rPr>
-        <w:t>iam</w:t>
-      </w:r>
-      <w:proofErr w:type="spellEnd"/>
-      <w:proofErr w:type="gramEnd"/>
-      <w:r>
-        <w:rPr>
-          <w:rFonts w:ascii="Georgia" w:eastAsia="Times New Roman" w:hAnsi="Georgia" w:cs="Times New Roman"/>
-          <w:color w:val="000000" w:themeColor="text1"/>
-          <w:kern w:val="0"/>
-          <w:sz w:val="24"/>
-          <w:szCs w:val="24"/>
-          <w:lang w:val="en-US" w:eastAsia="en-IN"/>
-          <w14:ligatures w14:val="none"/>
-        </w:rPr>
-        <w:t xml:space="preserve"> create-role \</w:t>
+      <w:r>
+        <w:rPr>
+          <w:rFonts w:ascii="Georgia" w:eastAsia="Times New Roman" w:hAnsi="Georgia" w:cs="Times New Roman"/>
+          <w:color w:val="000000" w:themeColor="text1"/>
+          <w:kern w:val="0"/>
+          <w:sz w:val="24"/>
+          <w:szCs w:val="24"/>
+          <w:lang w:val="en-US" w:eastAsia="en-IN"/>
+          <w14:ligatures w14:val="none"/>
+        </w:rPr>
+        <w:t>aws iam create-role \</w:t>
       </w:r>
     </w:p>
     <w:p>
@@ -2301,33 +2101,7 @@
           <w:lang w:val="en-US" w:eastAsia="en-IN"/>
           <w14:ligatures w14:val="none"/>
         </w:rPr>
-        <w:t xml:space="preserve">--role-name </w:t>
-      </w:r>
-      <w:proofErr w:type="spellStart"/>
-      <w:r>
-        <w:rPr>
-          <w:rFonts w:ascii="Georgia" w:eastAsia="Times New Roman" w:hAnsi="Georgia" w:cs="Times New Roman"/>
-          <w:color w:val="000000" w:themeColor="text1"/>
-          <w:kern w:val="0"/>
-          <w:sz w:val="24"/>
-          <w:szCs w:val="24"/>
-          <w:lang w:val="en-US" w:eastAsia="en-IN"/>
-          <w14:ligatures w14:val="none"/>
-        </w:rPr>
-        <w:t>LambdaBasicExecutionRole</w:t>
-      </w:r>
-      <w:proofErr w:type="spellEnd"/>
-      <w:r>
-        <w:rPr>
-          <w:rFonts w:ascii="Georgia" w:eastAsia="Times New Roman" w:hAnsi="Georgia" w:cs="Times New Roman"/>
-          <w:color w:val="000000" w:themeColor="text1"/>
-          <w:kern w:val="0"/>
-          <w:sz w:val="24"/>
-          <w:szCs w:val="24"/>
-          <w:lang w:val="en-US" w:eastAsia="en-IN"/>
-          <w14:ligatures w14:val="none"/>
-        </w:rPr>
-        <w:t xml:space="preserve"> \</w:t>
+        <w:t>--role-name LambdaBasicExecutionRole \</w:t>
       </w:r>
     </w:p>
     <w:p>
@@ -2394,7 +2168,7 @@
           <w14:ligatures w14:val="none"/>
         </w:rPr>
         <w:pict w14:anchorId="4E66EE36">
-          <v:rect id="_x0000_i1229" style="width:0;height:1.5pt" o:hralign="center" o:hrstd="t" o:hr="t" fillcolor="#a0a0a0" stroked="f"/>
+          <v:rect id="_x0000_i1031" style="width:0;height:1.5pt" o:hralign="center" o:hrstd="t" o:hr="t" fillcolor="#a0a0a0" stroked="f"/>
         </w:pict>
       </w:r>
     </w:p>
@@ -2490,7 +2264,7 @@
           <w14:ligatures w14:val="none"/>
         </w:rPr>
         <w:pict w14:anchorId="5DCD5A44">
-          <v:rect id="_x0000_i1230" style="width:0;height:1.5pt" o:hralign="center" o:hrstd="t" o:hr="t" fillcolor="#a0a0a0" stroked="f"/>
+          <v:rect id="_x0000_i1032" style="width:0;height:1.5pt" o:hralign="center" o:hrstd="t" o:hr="t" fillcolor="#a0a0a0" stroked="f"/>
         </w:pict>
       </w:r>
     </w:p>
@@ -2551,59 +2325,17 @@
           <w14:ligatures w14:val="none"/>
         </w:rPr>
       </w:pPr>
-      <w:proofErr w:type="spellStart"/>
-      <w:r>
-        <w:rPr>
-          <w:rFonts w:ascii="Georgia" w:eastAsia="Times New Roman" w:hAnsi="Georgia" w:cs="Times New Roman"/>
-          <w:color w:val="000000" w:themeColor="text1"/>
-          <w:kern w:val="0"/>
-          <w:sz w:val="24"/>
-          <w:szCs w:val="24"/>
-          <w:lang w:val="en-US" w:eastAsia="en-IN"/>
-          <w14:ligatures w14:val="none"/>
-        </w:rPr>
-        <w:t>aws</w:t>
-      </w:r>
-      <w:proofErr w:type="spellEnd"/>
-      <w:r>
-        <w:rPr>
-          <w:rFonts w:ascii="Georgia" w:eastAsia="Times New Roman" w:hAnsi="Georgia" w:cs="Times New Roman"/>
-          <w:color w:val="000000" w:themeColor="text1"/>
-          <w:kern w:val="0"/>
-          <w:sz w:val="24"/>
-          <w:szCs w:val="24"/>
-          <w:lang w:val="en-US" w:eastAsia="en-IN"/>
-          <w14:ligatures w14:val="none"/>
-        </w:rPr>
-        <w:t xml:space="preserve"> </w:t>
-      </w:r>
-      <w:proofErr w:type="spellStart"/>
-      <w:proofErr w:type="gramStart"/>
-      <w:r>
-        <w:rPr>
-          <w:rFonts w:ascii="Georgia" w:eastAsia="Times New Roman" w:hAnsi="Georgia" w:cs="Times New Roman"/>
-          <w:color w:val="000000" w:themeColor="text1"/>
-          <w:kern w:val="0"/>
-          <w:sz w:val="24"/>
-          <w:szCs w:val="24"/>
-          <w:lang w:val="en-US" w:eastAsia="en-IN"/>
-          <w14:ligatures w14:val="none"/>
-        </w:rPr>
-        <w:t>iam</w:t>
-      </w:r>
-      <w:proofErr w:type="spellEnd"/>
-      <w:proofErr w:type="gramEnd"/>
-      <w:r>
-        <w:rPr>
-          <w:rFonts w:ascii="Georgia" w:eastAsia="Times New Roman" w:hAnsi="Georgia" w:cs="Times New Roman"/>
-          <w:color w:val="000000" w:themeColor="text1"/>
-          <w:kern w:val="0"/>
-          <w:sz w:val="24"/>
-          <w:szCs w:val="24"/>
-          <w:lang w:val="en-US" w:eastAsia="en-IN"/>
-          <w14:ligatures w14:val="none"/>
-        </w:rPr>
-        <w:t xml:space="preserve"> attach-role-policy \</w:t>
+      <w:r>
+        <w:rPr>
+          <w:rFonts w:ascii="Georgia" w:eastAsia="Times New Roman" w:hAnsi="Georgia" w:cs="Times New Roman"/>
+          <w:color w:val="000000" w:themeColor="text1"/>
+          <w:kern w:val="0"/>
+          <w:sz w:val="24"/>
+          <w:szCs w:val="24"/>
+          <w:lang w:val="en-US" w:eastAsia="en-IN"/>
+          <w14:ligatures w14:val="none"/>
+        </w:rPr>
+        <w:t>aws iam attach-role-policy \</w:t>
       </w:r>
     </w:p>
     <w:p>
@@ -2639,33 +2371,7 @@
           <w:lang w:val="en-US" w:eastAsia="en-IN"/>
           <w14:ligatures w14:val="none"/>
         </w:rPr>
-        <w:t xml:space="preserve">--role-name </w:t>
-      </w:r>
-      <w:proofErr w:type="spellStart"/>
-      <w:r>
-        <w:rPr>
-          <w:rFonts w:ascii="Georgia" w:eastAsia="Times New Roman" w:hAnsi="Georgia" w:cs="Times New Roman"/>
-          <w:color w:val="000000" w:themeColor="text1"/>
-          <w:kern w:val="0"/>
-          <w:sz w:val="24"/>
-          <w:szCs w:val="24"/>
-          <w:lang w:val="en-US" w:eastAsia="en-IN"/>
-          <w14:ligatures w14:val="none"/>
-        </w:rPr>
-        <w:t>LambdaBasicExecutionRole</w:t>
-      </w:r>
-      <w:proofErr w:type="spellEnd"/>
-      <w:r>
-        <w:rPr>
-          <w:rFonts w:ascii="Georgia" w:eastAsia="Times New Roman" w:hAnsi="Georgia" w:cs="Times New Roman"/>
-          <w:color w:val="000000" w:themeColor="text1"/>
-          <w:kern w:val="0"/>
-          <w:sz w:val="24"/>
-          <w:szCs w:val="24"/>
-          <w:lang w:val="en-US" w:eastAsia="en-IN"/>
-          <w14:ligatures w14:val="none"/>
-        </w:rPr>
-        <w:t xml:space="preserve"> \</w:t>
+        <w:t>--role-name LambdaBasicExecutionRole \</w:t>
       </w:r>
     </w:p>
     <w:p>
@@ -2701,128 +2407,8 @@
           <w:lang w:val="en-US" w:eastAsia="en-IN"/>
           <w14:ligatures w14:val="none"/>
         </w:rPr>
-        <w:t>--policy-</w:t>
-      </w:r>
-      <w:proofErr w:type="spellStart"/>
-      <w:r>
-        <w:rPr>
-          <w:rFonts w:ascii="Georgia" w:eastAsia="Times New Roman" w:hAnsi="Georgia" w:cs="Times New Roman"/>
-          <w:color w:val="000000" w:themeColor="text1"/>
-          <w:kern w:val="0"/>
-          <w:sz w:val="24"/>
-          <w:szCs w:val="24"/>
-          <w:lang w:val="en-US" w:eastAsia="en-IN"/>
-          <w14:ligatures w14:val="none"/>
-        </w:rPr>
-        <w:t>arn</w:t>
-      </w:r>
-      <w:proofErr w:type="spellEnd"/>
-      <w:r>
-        <w:rPr>
-          <w:rFonts w:ascii="Georgia" w:eastAsia="Times New Roman" w:hAnsi="Georgia" w:cs="Times New Roman"/>
-          <w:color w:val="000000" w:themeColor="text1"/>
-          <w:kern w:val="0"/>
-          <w:sz w:val="24"/>
-          <w:szCs w:val="24"/>
-          <w:lang w:val="en-US" w:eastAsia="en-IN"/>
-          <w14:ligatures w14:val="none"/>
-        </w:rPr>
-        <w:t xml:space="preserve"> </w:t>
-      </w:r>
-      <w:proofErr w:type="spellStart"/>
-      <w:proofErr w:type="gramStart"/>
-      <w:r>
-        <w:rPr>
-          <w:rFonts w:ascii="Georgia" w:eastAsia="Times New Roman" w:hAnsi="Georgia" w:cs="Times New Roman"/>
-          <w:color w:val="000000" w:themeColor="text1"/>
-          <w:kern w:val="0"/>
-          <w:sz w:val="24"/>
-          <w:szCs w:val="24"/>
-          <w:lang w:val="en-US" w:eastAsia="en-IN"/>
-          <w14:ligatures w14:val="none"/>
-        </w:rPr>
-        <w:t>arn:aws</w:t>
-      </w:r>
-      <w:proofErr w:type="gramEnd"/>
-      <w:r>
-        <w:rPr>
-          <w:rFonts w:ascii="Georgia" w:eastAsia="Times New Roman" w:hAnsi="Georgia" w:cs="Times New Roman"/>
-          <w:color w:val="000000" w:themeColor="text1"/>
-          <w:kern w:val="0"/>
-          <w:sz w:val="24"/>
-          <w:szCs w:val="24"/>
-          <w:lang w:val="en-US" w:eastAsia="en-IN"/>
-          <w14:ligatures w14:val="none"/>
-        </w:rPr>
-        <w:t>:</w:t>
-      </w:r>
-      <w:proofErr w:type="gramStart"/>
-      <w:r>
-        <w:rPr>
-          <w:rFonts w:ascii="Georgia" w:eastAsia="Times New Roman" w:hAnsi="Georgia" w:cs="Times New Roman"/>
-          <w:color w:val="000000" w:themeColor="text1"/>
-          <w:kern w:val="0"/>
-          <w:sz w:val="24"/>
-          <w:szCs w:val="24"/>
-          <w:lang w:val="en-US" w:eastAsia="en-IN"/>
-          <w14:ligatures w14:val="none"/>
-        </w:rPr>
-        <w:t>iam</w:t>
-      </w:r>
-      <w:proofErr w:type="spellEnd"/>
-      <w:r>
-        <w:rPr>
-          <w:rFonts w:ascii="Georgia" w:eastAsia="Times New Roman" w:hAnsi="Georgia" w:cs="Times New Roman"/>
-          <w:color w:val="000000" w:themeColor="text1"/>
-          <w:kern w:val="0"/>
-          <w:sz w:val="24"/>
-          <w:szCs w:val="24"/>
-          <w:lang w:val="en-US" w:eastAsia="en-IN"/>
-          <w14:ligatures w14:val="none"/>
-        </w:rPr>
-        <w:t>::</w:t>
-      </w:r>
-      <w:proofErr w:type="spellStart"/>
-      <w:r>
-        <w:rPr>
-          <w:rFonts w:ascii="Georgia" w:eastAsia="Times New Roman" w:hAnsi="Georgia" w:cs="Times New Roman"/>
-          <w:color w:val="000000" w:themeColor="text1"/>
-          <w:kern w:val="0"/>
-          <w:sz w:val="24"/>
-          <w:szCs w:val="24"/>
-          <w:lang w:val="en-US" w:eastAsia="en-IN"/>
-          <w14:ligatures w14:val="none"/>
-        </w:rPr>
-        <w:t>aws:policy</w:t>
-      </w:r>
-      <w:proofErr w:type="spellEnd"/>
-      <w:proofErr w:type="gramEnd"/>
-      <w:r>
-        <w:rPr>
-          <w:rFonts w:ascii="Georgia" w:eastAsia="Times New Roman" w:hAnsi="Georgia" w:cs="Times New Roman"/>
-          <w:color w:val="000000" w:themeColor="text1"/>
-          <w:kern w:val="0"/>
-          <w:sz w:val="24"/>
-          <w:szCs w:val="24"/>
-          <w:lang w:val="en-US" w:eastAsia="en-IN"/>
-          <w14:ligatures w14:val="none"/>
-        </w:rPr>
-        <w:t>/service-role/</w:t>
-      </w:r>
-      <w:proofErr w:type="spellStart"/>
-      <w:r>
-        <w:rPr>
-          <w:rFonts w:ascii="Georgia" w:eastAsia="Times New Roman" w:hAnsi="Georgia" w:cs="Times New Roman"/>
-          <w:color w:val="000000" w:themeColor="text1"/>
-          <w:kern w:val="0"/>
-          <w:sz w:val="24"/>
-          <w:szCs w:val="24"/>
-          <w:lang w:val="en-US" w:eastAsia="en-IN"/>
-          <w14:ligatures w14:val="none"/>
-        </w:rPr>
-        <w:t>AWSLambdaBasicExecutionRole</w:t>
-      </w:r>
-      <w:proofErr w:type="spellEnd"/>
+        <w:t>--policy-arn arn:aws:iam::aws:policy/service-role/AWSLambdaBasicExecutionRole</w:t>
+      </w:r>
     </w:p>
     <w:p>
       <w:pPr>
@@ -2852,7 +2438,7 @@
           <w14:ligatures w14:val="none"/>
         </w:rPr>
         <w:pict w14:anchorId="2A0CDBF0">
-          <v:rect id="_x0000_i1231" style="width:0;height:1.5pt" o:hralign="center" o:hrstd="t" o:hr="t" fillcolor="#a0a0a0" stroked="f"/>
+          <v:rect id="_x0000_i1033" style="width:0;height:1.5pt" o:hralign="center" o:hrstd="t" o:hr="t" fillcolor="#a0a0a0" stroked="f"/>
         </w:pict>
       </w:r>
     </w:p>
@@ -2954,7 +2540,7 @@
           <w14:ligatures w14:val="none"/>
         </w:rPr>
         <w:pict w14:anchorId="4A5E5BFB">
-          <v:rect id="_x0000_i1232" style="width:0;height:1.5pt" o:hralign="center" o:hrstd="t" o:hr="t" fillcolor="#a0a0a0" stroked="f"/>
+          <v:rect id="_x0000_i1034" style="width:0;height:1.5pt" o:hralign="center" o:hrstd="t" o:hr="t" fillcolor="#a0a0a0" stroked="f"/>
         </w:pict>
       </w:r>
     </w:p>
@@ -3055,59 +2641,7 @@
           <w:lang w:val="en-US" w:eastAsia="en-IN"/>
           <w14:ligatures w14:val="none"/>
         </w:rPr>
-        <w:t>ROLE_ARN=$(</w:t>
-      </w:r>
-      <w:proofErr w:type="spellStart"/>
-      <w:r>
-        <w:rPr>
-          <w:rFonts w:ascii="Georgia" w:eastAsia="Times New Roman" w:hAnsi="Georgia" w:cs="Times New Roman"/>
-          <w:color w:val="000000" w:themeColor="text1"/>
-          <w:kern w:val="0"/>
-          <w:sz w:val="24"/>
-          <w:szCs w:val="24"/>
-          <w:lang w:val="en-US" w:eastAsia="en-IN"/>
-          <w14:ligatures w14:val="none"/>
-        </w:rPr>
-        <w:t>aws</w:t>
-      </w:r>
-      <w:proofErr w:type="spellEnd"/>
-      <w:r>
-        <w:rPr>
-          <w:rFonts w:ascii="Georgia" w:eastAsia="Times New Roman" w:hAnsi="Georgia" w:cs="Times New Roman"/>
-          <w:color w:val="000000" w:themeColor="text1"/>
-          <w:kern w:val="0"/>
-          <w:sz w:val="24"/>
-          <w:szCs w:val="24"/>
-          <w:lang w:val="en-US" w:eastAsia="en-IN"/>
-          <w14:ligatures w14:val="none"/>
-        </w:rPr>
-        <w:t xml:space="preserve"> </w:t>
-      </w:r>
-      <w:proofErr w:type="spellStart"/>
-      <w:r>
-        <w:rPr>
-          <w:rFonts w:ascii="Georgia" w:eastAsia="Times New Roman" w:hAnsi="Georgia" w:cs="Times New Roman"/>
-          <w:color w:val="000000" w:themeColor="text1"/>
-          <w:kern w:val="0"/>
-          <w:sz w:val="24"/>
-          <w:szCs w:val="24"/>
-          <w:lang w:val="en-US" w:eastAsia="en-IN"/>
-          <w14:ligatures w14:val="none"/>
-        </w:rPr>
-        <w:t>iam</w:t>
-      </w:r>
-      <w:proofErr w:type="spellEnd"/>
-      <w:r>
-        <w:rPr>
-          <w:rFonts w:ascii="Georgia" w:eastAsia="Times New Roman" w:hAnsi="Georgia" w:cs="Times New Roman"/>
-          <w:color w:val="000000" w:themeColor="text1"/>
-          <w:kern w:val="0"/>
-          <w:sz w:val="24"/>
-          <w:szCs w:val="24"/>
-          <w:lang w:val="en-US" w:eastAsia="en-IN"/>
-          <w14:ligatures w14:val="none"/>
-        </w:rPr>
-        <w:t xml:space="preserve"> get-role \</w:t>
+        <w:t>ROLE_ARN=$(aws iam get-role \</w:t>
       </w:r>
     </w:p>
     <w:p>
@@ -3143,33 +2677,7 @@
           <w:lang w:val="en-US" w:eastAsia="en-IN"/>
           <w14:ligatures w14:val="none"/>
         </w:rPr>
-        <w:t xml:space="preserve">--role-name </w:t>
-      </w:r>
-      <w:proofErr w:type="spellStart"/>
-      <w:r>
-        <w:rPr>
-          <w:rFonts w:ascii="Georgia" w:eastAsia="Times New Roman" w:hAnsi="Georgia" w:cs="Times New Roman"/>
-          <w:color w:val="000000" w:themeColor="text1"/>
-          <w:kern w:val="0"/>
-          <w:sz w:val="24"/>
-          <w:szCs w:val="24"/>
-          <w:lang w:val="en-US" w:eastAsia="en-IN"/>
-          <w14:ligatures w14:val="none"/>
-        </w:rPr>
-        <w:t>LambdaBasicExecutionRole</w:t>
-      </w:r>
-      <w:proofErr w:type="spellEnd"/>
-      <w:r>
-        <w:rPr>
-          <w:rFonts w:ascii="Georgia" w:eastAsia="Times New Roman" w:hAnsi="Georgia" w:cs="Times New Roman"/>
-          <w:color w:val="000000" w:themeColor="text1"/>
-          <w:kern w:val="0"/>
-          <w:sz w:val="24"/>
-          <w:szCs w:val="24"/>
-          <w:lang w:val="en-US" w:eastAsia="en-IN"/>
-          <w14:ligatures w14:val="none"/>
-        </w:rPr>
-        <w:t xml:space="preserve"> \</w:t>
+        <w:t>--role-name LambdaBasicExecutionRole \</w:t>
       </w:r>
     </w:p>
     <w:p>
@@ -3205,33 +2713,7 @@
           <w:lang w:val="en-US" w:eastAsia="en-IN"/>
           <w14:ligatures w14:val="none"/>
         </w:rPr>
-        <w:t>--query '</w:t>
-      </w:r>
-      <w:proofErr w:type="spellStart"/>
-      <w:r>
-        <w:rPr>
-          <w:rFonts w:ascii="Georgia" w:eastAsia="Times New Roman" w:hAnsi="Georgia" w:cs="Times New Roman"/>
-          <w:color w:val="000000" w:themeColor="text1"/>
-          <w:kern w:val="0"/>
-          <w:sz w:val="24"/>
-          <w:szCs w:val="24"/>
-          <w:lang w:val="en-US" w:eastAsia="en-IN"/>
-          <w14:ligatures w14:val="none"/>
-        </w:rPr>
-        <w:t>Role.Arn</w:t>
-      </w:r>
-      <w:proofErr w:type="spellEnd"/>
-      <w:r>
-        <w:rPr>
-          <w:rFonts w:ascii="Georgia" w:eastAsia="Times New Roman" w:hAnsi="Georgia" w:cs="Times New Roman"/>
-          <w:color w:val="000000" w:themeColor="text1"/>
-          <w:kern w:val="0"/>
-          <w:sz w:val="24"/>
-          <w:szCs w:val="24"/>
-          <w:lang w:val="en-US" w:eastAsia="en-IN"/>
-          <w14:ligatures w14:val="none"/>
-        </w:rPr>
-        <w:t>' \</w:t>
+        <w:t>--query 'Role.Arn' \</w:t>
       </w:r>
     </w:p>
     <w:p>
@@ -3377,86 +2859,18 @@
           <w14:ligatures w14:val="none"/>
         </w:rPr>
       </w:pPr>
-      <w:proofErr w:type="spellStart"/>
-      <w:proofErr w:type="gramStart"/>
-      <w:r>
-        <w:rPr>
-          <w:rFonts w:ascii="Georgia" w:eastAsia="Times New Roman" w:hAnsi="Georgia" w:cs="Times New Roman"/>
-          <w:color w:val="000000" w:themeColor="text1"/>
-          <w:kern w:val="0"/>
-          <w:sz w:val="24"/>
-          <w:szCs w:val="24"/>
-          <w:lang w:val="en-US" w:eastAsia="en-IN"/>
-          <w14:ligatures w14:val="none"/>
-        </w:rPr>
-        <w:t>arn:aws</w:t>
-      </w:r>
-      <w:proofErr w:type="gramEnd"/>
-      <w:r>
-        <w:rPr>
-          <w:rFonts w:ascii="Georgia" w:eastAsia="Times New Roman" w:hAnsi="Georgia" w:cs="Times New Roman"/>
-          <w:color w:val="000000" w:themeColor="text1"/>
-          <w:kern w:val="0"/>
-          <w:sz w:val="24"/>
-          <w:szCs w:val="24"/>
-          <w:lang w:val="en-US" w:eastAsia="en-IN"/>
-          <w14:ligatures w14:val="none"/>
-        </w:rPr>
-        <w:t>:</w:t>
-      </w:r>
-      <w:proofErr w:type="gramStart"/>
-      <w:r>
-        <w:rPr>
-          <w:rFonts w:ascii="Georgia" w:eastAsia="Times New Roman" w:hAnsi="Georgia" w:cs="Times New Roman"/>
-          <w:color w:val="000000" w:themeColor="text1"/>
-          <w:kern w:val="0"/>
-          <w:sz w:val="24"/>
-          <w:szCs w:val="24"/>
-          <w:lang w:val="en-US" w:eastAsia="en-IN"/>
-          <w14:ligatures w14:val="none"/>
-        </w:rPr>
-        <w:t>iam</w:t>
-      </w:r>
-      <w:proofErr w:type="spellEnd"/>
-      <w:r>
-        <w:rPr>
-          <w:rFonts w:ascii="Georgia" w:eastAsia="Times New Roman" w:hAnsi="Georgia" w:cs="Times New Roman"/>
-          <w:color w:val="000000" w:themeColor="text1"/>
-          <w:kern w:val="0"/>
-          <w:sz w:val="24"/>
-          <w:szCs w:val="24"/>
-          <w:lang w:val="en-US" w:eastAsia="en-IN"/>
-          <w14:ligatures w14:val="none"/>
-        </w:rPr>
-        <w:t>::123456789012:role</w:t>
-      </w:r>
-      <w:proofErr w:type="gramEnd"/>
-      <w:r>
-        <w:rPr>
-          <w:rFonts w:ascii="Georgia" w:eastAsia="Times New Roman" w:hAnsi="Georgia" w:cs="Times New Roman"/>
-          <w:color w:val="000000" w:themeColor="text1"/>
-          <w:kern w:val="0"/>
-          <w:sz w:val="24"/>
-          <w:szCs w:val="24"/>
-          <w:lang w:val="en-US" w:eastAsia="en-IN"/>
-          <w14:ligatures w14:val="none"/>
-        </w:rPr>
-        <w:t>/</w:t>
-      </w:r>
-      <w:proofErr w:type="spellStart"/>
-      <w:r>
-        <w:rPr>
-          <w:rFonts w:ascii="Georgia" w:eastAsia="Times New Roman" w:hAnsi="Georgia" w:cs="Times New Roman"/>
-          <w:color w:val="000000" w:themeColor="text1"/>
-          <w:kern w:val="0"/>
-          <w:sz w:val="24"/>
-          <w:szCs w:val="24"/>
-          <w:lang w:val="en-US" w:eastAsia="en-IN"/>
-          <w14:ligatures w14:val="none"/>
-        </w:rPr>
-        <w:t>LambdaBasicExecutionRole</w:t>
-      </w:r>
-      <w:proofErr w:type="spellEnd"/>
+      <w:r>
+        <w:rPr>
+          <w:rFonts w:ascii="Georgia" w:eastAsia="Times New Roman" w:hAnsi="Georgia" w:cs="Times New Roman"/>
+          <w:color w:val="000000" w:themeColor="text1"/>
+          <w:kern w:val="0"/>
+          <w:sz w:val="24"/>
+          <w:szCs w:val="24"/>
+          <w:lang w:val="en-US" w:eastAsia="en-IN"/>
+          <w14:ligatures w14:val="none"/>
+        </w:rPr>
+        <w:t>arn:aws:iam::123456789012:role/LambdaBasicExecutionRole</w:t>
+      </w:r>
     </w:p>
     <w:p>
       <w:pPr>
@@ -3486,7 +2900,7 @@
           <w14:ligatures w14:val="none"/>
         </w:rPr>
         <w:pict w14:anchorId="20FB8533">
-          <v:rect id="_x0000_i1233" style="width:0;height:1.5pt" o:hralign="center" o:hrstd="t" o:hr="t" fillcolor="#a0a0a0" stroked="f"/>
+          <v:rect id="_x0000_i1035" style="width:0;height:1.5pt" o:hralign="center" o:hrstd="t" o:hr="t" fillcolor="#a0a0a0" stroked="f"/>
         </w:pict>
       </w:r>
     </w:p>
@@ -3587,7 +3001,7 @@
           <w:lang w:val="en-US" w:eastAsia="en-IN"/>
           <w14:ligatures w14:val="none"/>
         </w:rPr>
-        <w:t>N</w:t>
+        <w:t>n</w:t>
       </w:r>
       <w:r>
         <w:rPr>
@@ -3683,59 +3097,7 @@
           <w:lang w:val="en-US" w:eastAsia="en-IN"/>
           <w14:ligatures w14:val="none"/>
         </w:rPr>
-        <w:t xml:space="preserve">def </w:t>
-      </w:r>
-      <w:proofErr w:type="spellStart"/>
-      <w:r>
-        <w:rPr>
-          <w:rFonts w:ascii="Georgia" w:eastAsia="Times New Roman" w:hAnsi="Georgia" w:cs="Times New Roman"/>
-          <w:color w:val="000000" w:themeColor="text1"/>
-          <w:kern w:val="0"/>
-          <w:sz w:val="24"/>
-          <w:szCs w:val="24"/>
-          <w:lang w:val="en-US" w:eastAsia="en-IN"/>
-          <w14:ligatures w14:val="none"/>
-        </w:rPr>
-        <w:t>lambda_</w:t>
-      </w:r>
-      <w:proofErr w:type="gramStart"/>
-      <w:r>
-        <w:rPr>
-          <w:rFonts w:ascii="Georgia" w:eastAsia="Times New Roman" w:hAnsi="Georgia" w:cs="Times New Roman"/>
-          <w:color w:val="000000" w:themeColor="text1"/>
-          <w:kern w:val="0"/>
-          <w:sz w:val="24"/>
-          <w:szCs w:val="24"/>
-          <w:lang w:val="en-US" w:eastAsia="en-IN"/>
-          <w14:ligatures w14:val="none"/>
-        </w:rPr>
-        <w:t>handler</w:t>
-      </w:r>
-      <w:proofErr w:type="spellEnd"/>
-      <w:r>
-        <w:rPr>
-          <w:rFonts w:ascii="Georgia" w:eastAsia="Times New Roman" w:hAnsi="Georgia" w:cs="Times New Roman"/>
-          <w:color w:val="000000" w:themeColor="text1"/>
-          <w:kern w:val="0"/>
-          <w:sz w:val="24"/>
-          <w:szCs w:val="24"/>
-          <w:lang w:val="en-US" w:eastAsia="en-IN"/>
-          <w14:ligatures w14:val="none"/>
-        </w:rPr>
-        <w:t>(</w:t>
-      </w:r>
-      <w:proofErr w:type="gramEnd"/>
-      <w:r>
-        <w:rPr>
-          <w:rFonts w:ascii="Georgia" w:eastAsia="Times New Roman" w:hAnsi="Georgia" w:cs="Times New Roman"/>
-          <w:color w:val="000000" w:themeColor="text1"/>
-          <w:kern w:val="0"/>
-          <w:sz w:val="24"/>
-          <w:szCs w:val="24"/>
-          <w:lang w:val="en-US" w:eastAsia="en-IN"/>
-          <w14:ligatures w14:val="none"/>
-        </w:rPr>
-        <w:t>event, context):</w:t>
+        <w:t>def lambda_handler(event, context):</w:t>
       </w:r>
     </w:p>
     <w:p>
@@ -3807,33 +3169,7 @@
           <w:lang w:val="en-US" w:eastAsia="en-IN"/>
           <w14:ligatures w14:val="none"/>
         </w:rPr>
-        <w:t xml:space="preserve">        "</w:t>
-      </w:r>
-      <w:proofErr w:type="spellStart"/>
-      <w:r>
-        <w:rPr>
-          <w:rFonts w:ascii="Georgia" w:eastAsia="Times New Roman" w:hAnsi="Georgia" w:cs="Times New Roman"/>
-          <w:color w:val="000000" w:themeColor="text1"/>
-          <w:kern w:val="0"/>
-          <w:sz w:val="24"/>
-          <w:szCs w:val="24"/>
-          <w:lang w:val="en-US" w:eastAsia="en-IN"/>
-          <w14:ligatures w14:val="none"/>
-        </w:rPr>
-        <w:t>statusCode</w:t>
-      </w:r>
-      <w:proofErr w:type="spellEnd"/>
-      <w:r>
-        <w:rPr>
-          <w:rFonts w:ascii="Georgia" w:eastAsia="Times New Roman" w:hAnsi="Georgia" w:cs="Times New Roman"/>
-          <w:color w:val="000000" w:themeColor="text1"/>
-          <w:kern w:val="0"/>
-          <w:sz w:val="24"/>
-          <w:szCs w:val="24"/>
-          <w:lang w:val="en-US" w:eastAsia="en-IN"/>
-          <w14:ligatures w14:val="none"/>
-        </w:rPr>
-        <w:t>": 200,</w:t>
+        <w:t xml:space="preserve">        "statusCode": 200,</w:t>
       </w:r>
     </w:p>
     <w:p>
@@ -4002,7 +3338,7 @@
           <w14:ligatures w14:val="none"/>
         </w:rPr>
         <w:pict w14:anchorId="6C31C746">
-          <v:rect id="_x0000_i1234" style="width:0;height:1.5pt" o:hralign="center" o:hrstd="t" o:hr="t" fillcolor="#a0a0a0" stroked="f"/>
+          <v:rect id="_x0000_i1036" style="width:0;height:1.5pt" o:hralign="center" o:hrstd="t" o:hr="t" fillcolor="#a0a0a0" stroked="f"/>
         </w:pict>
       </w:r>
     </w:p>
@@ -4302,7 +3638,7 @@
           <w14:ligatures w14:val="none"/>
         </w:rPr>
         <w:pict w14:anchorId="4CB6A8C9">
-          <v:rect id="_x0000_i1235" style="width:0;height:1.5pt" o:hralign="center" o:hrstd="t" o:hr="t" fillcolor="#a0a0a0" stroked="f"/>
+          <v:rect id="_x0000_i1037" style="width:0;height:1.5pt" o:hralign="center" o:hrstd="t" o:hr="t" fillcolor="#a0a0a0" stroked="f"/>
         </w:pict>
       </w:r>
     </w:p>
@@ -4363,31 +3699,17 @@
           <w14:ligatures w14:val="none"/>
         </w:rPr>
       </w:pPr>
-      <w:proofErr w:type="spellStart"/>
-      <w:r>
-        <w:rPr>
-          <w:rFonts w:ascii="Georgia" w:eastAsia="Times New Roman" w:hAnsi="Georgia" w:cs="Times New Roman"/>
-          <w:color w:val="000000" w:themeColor="text1"/>
-          <w:kern w:val="0"/>
-          <w:sz w:val="24"/>
-          <w:szCs w:val="24"/>
-          <w:lang w:val="en-US" w:eastAsia="en-IN"/>
-          <w14:ligatures w14:val="none"/>
-        </w:rPr>
-        <w:t>aws</w:t>
-      </w:r>
-      <w:proofErr w:type="spellEnd"/>
-      <w:r>
-        <w:rPr>
-          <w:rFonts w:ascii="Georgia" w:eastAsia="Times New Roman" w:hAnsi="Georgia" w:cs="Times New Roman"/>
-          <w:color w:val="000000" w:themeColor="text1"/>
-          <w:kern w:val="0"/>
-          <w:sz w:val="24"/>
-          <w:szCs w:val="24"/>
-          <w:lang w:val="en-US" w:eastAsia="en-IN"/>
-          <w14:ligatures w14:val="none"/>
-        </w:rPr>
-        <w:t xml:space="preserve"> lambda create-function \</w:t>
+      <w:r>
+        <w:rPr>
+          <w:rFonts w:ascii="Georgia" w:eastAsia="Times New Roman" w:hAnsi="Georgia" w:cs="Times New Roman"/>
+          <w:color w:val="000000" w:themeColor="text1"/>
+          <w:kern w:val="0"/>
+          <w:sz w:val="24"/>
+          <w:szCs w:val="24"/>
+          <w:lang w:val="en-US" w:eastAsia="en-IN"/>
+          <w14:ligatures w14:val="none"/>
+        </w:rPr>
+        <w:t>aws lambda create-function \</w:t>
       </w:r>
     </w:p>
     <w:p>
@@ -4423,33 +3745,7 @@
           <w:lang w:val="en-US" w:eastAsia="en-IN"/>
           <w14:ligatures w14:val="none"/>
         </w:rPr>
-        <w:t xml:space="preserve">--function-name </w:t>
-      </w:r>
-      <w:proofErr w:type="spellStart"/>
-      <w:r>
-        <w:rPr>
-          <w:rFonts w:ascii="Georgia" w:eastAsia="Times New Roman" w:hAnsi="Georgia" w:cs="Times New Roman"/>
-          <w:color w:val="000000" w:themeColor="text1"/>
-          <w:kern w:val="0"/>
-          <w:sz w:val="24"/>
-          <w:szCs w:val="24"/>
-          <w:lang w:val="en-US" w:eastAsia="en-IN"/>
-          <w14:ligatures w14:val="none"/>
-        </w:rPr>
-        <w:t>HelloLambda</w:t>
-      </w:r>
-      <w:proofErr w:type="spellEnd"/>
-      <w:r>
-        <w:rPr>
-          <w:rFonts w:ascii="Georgia" w:eastAsia="Times New Roman" w:hAnsi="Georgia" w:cs="Times New Roman"/>
-          <w:color w:val="000000" w:themeColor="text1"/>
-          <w:kern w:val="0"/>
-          <w:sz w:val="24"/>
-          <w:szCs w:val="24"/>
-          <w:lang w:val="en-US" w:eastAsia="en-IN"/>
-          <w14:ligatures w14:val="none"/>
-        </w:rPr>
-        <w:t xml:space="preserve"> \</w:t>
+        <w:t>--function-name HelloLambda \</w:t>
       </w:r>
     </w:p>
     <w:p>
@@ -4557,59 +3853,7 @@
           <w:lang w:val="en-US" w:eastAsia="en-IN"/>
           <w14:ligatures w14:val="none"/>
         </w:rPr>
-        <w:t xml:space="preserve">--handler </w:t>
-      </w:r>
-      <w:proofErr w:type="spellStart"/>
-      <w:r>
-        <w:rPr>
-          <w:rFonts w:ascii="Georgia" w:eastAsia="Times New Roman" w:hAnsi="Georgia" w:cs="Times New Roman"/>
-          <w:color w:val="000000" w:themeColor="text1"/>
-          <w:kern w:val="0"/>
-          <w:sz w:val="24"/>
-          <w:szCs w:val="24"/>
-          <w:lang w:val="en-US" w:eastAsia="en-IN"/>
-          <w14:ligatures w14:val="none"/>
-        </w:rPr>
-        <w:t>lambda_</w:t>
-      </w:r>
-      <w:proofErr w:type="gramStart"/>
-      <w:r>
-        <w:rPr>
-          <w:rFonts w:ascii="Georgia" w:eastAsia="Times New Roman" w:hAnsi="Georgia" w:cs="Times New Roman"/>
-          <w:color w:val="000000" w:themeColor="text1"/>
-          <w:kern w:val="0"/>
-          <w:sz w:val="24"/>
-          <w:szCs w:val="24"/>
-          <w:lang w:val="en-US" w:eastAsia="en-IN"/>
-          <w14:ligatures w14:val="none"/>
-        </w:rPr>
-        <w:t>function.lambda</w:t>
-      </w:r>
-      <w:proofErr w:type="gramEnd"/>
-      <w:r>
-        <w:rPr>
-          <w:rFonts w:ascii="Georgia" w:eastAsia="Times New Roman" w:hAnsi="Georgia" w:cs="Times New Roman"/>
-          <w:color w:val="000000" w:themeColor="text1"/>
-          <w:kern w:val="0"/>
-          <w:sz w:val="24"/>
-          <w:szCs w:val="24"/>
-          <w:lang w:val="en-US" w:eastAsia="en-IN"/>
-          <w14:ligatures w14:val="none"/>
-        </w:rPr>
-        <w:t>_handler</w:t>
-      </w:r>
-      <w:proofErr w:type="spellEnd"/>
-      <w:r>
-        <w:rPr>
-          <w:rFonts w:ascii="Georgia" w:eastAsia="Times New Roman" w:hAnsi="Georgia" w:cs="Times New Roman"/>
-          <w:color w:val="000000" w:themeColor="text1"/>
-          <w:kern w:val="0"/>
-          <w:sz w:val="24"/>
-          <w:szCs w:val="24"/>
-          <w:lang w:val="en-US" w:eastAsia="en-IN"/>
-          <w14:ligatures w14:val="none"/>
-        </w:rPr>
-        <w:t xml:space="preserve"> \</w:t>
+        <w:t>--handler lambda_function.lambda_handler \</w:t>
       </w:r>
     </w:p>
     <w:p>
@@ -4676,7 +3920,7 @@
           <w14:ligatures w14:val="none"/>
         </w:rPr>
         <w:pict w14:anchorId="167617A4">
-          <v:rect id="_x0000_i1236" style="width:0;height:1.5pt" o:hralign="center" o:hrstd="t" o:hr="t" fillcolor="#a0a0a0" stroked="f"/>
+          <v:rect id="_x0000_i1038" style="width:0;height:1.5pt" o:hralign="center" o:hrstd="t" o:hr="t" fillcolor="#a0a0a0" stroked="f"/>
         </w:pict>
       </w:r>
     </w:p>
@@ -4772,7 +4016,7 @@
           <w14:ligatures w14:val="none"/>
         </w:rPr>
         <w:pict w14:anchorId="4B75A247">
-          <v:rect id="_x0000_i1237" style="width:0;height:1.5pt" o:hralign="center" o:hrstd="t" o:hr="t" fillcolor="#a0a0a0" stroked="f"/>
+          <v:rect id="_x0000_i1039" style="width:0;height:1.5pt" o:hralign="center" o:hrstd="t" o:hr="t" fillcolor="#a0a0a0" stroked="f"/>
         </w:pict>
       </w:r>
     </w:p>
@@ -4833,31 +4077,17 @@
           <w14:ligatures w14:val="none"/>
         </w:rPr>
       </w:pPr>
-      <w:proofErr w:type="spellStart"/>
-      <w:r>
-        <w:rPr>
-          <w:rFonts w:ascii="Georgia" w:eastAsia="Times New Roman" w:hAnsi="Georgia" w:cs="Times New Roman"/>
-          <w:color w:val="000000" w:themeColor="text1"/>
-          <w:kern w:val="0"/>
-          <w:sz w:val="24"/>
-          <w:szCs w:val="24"/>
-          <w:lang w:val="en-US" w:eastAsia="en-IN"/>
-          <w14:ligatures w14:val="none"/>
-        </w:rPr>
-        <w:t>aws</w:t>
-      </w:r>
-      <w:proofErr w:type="spellEnd"/>
-      <w:r>
-        <w:rPr>
-          <w:rFonts w:ascii="Georgia" w:eastAsia="Times New Roman" w:hAnsi="Georgia" w:cs="Times New Roman"/>
-          <w:color w:val="000000" w:themeColor="text1"/>
-          <w:kern w:val="0"/>
-          <w:sz w:val="24"/>
-          <w:szCs w:val="24"/>
-          <w:lang w:val="en-US" w:eastAsia="en-IN"/>
-          <w14:ligatures w14:val="none"/>
-        </w:rPr>
-        <w:t xml:space="preserve"> lambda list-functions</w:t>
+      <w:r>
+        <w:rPr>
+          <w:rFonts w:ascii="Georgia" w:eastAsia="Times New Roman" w:hAnsi="Georgia" w:cs="Times New Roman"/>
+          <w:color w:val="000000" w:themeColor="text1"/>
+          <w:kern w:val="0"/>
+          <w:sz w:val="24"/>
+          <w:szCs w:val="24"/>
+          <w:lang w:val="en-US" w:eastAsia="en-IN"/>
+          <w14:ligatures w14:val="none"/>
+        </w:rPr>
+        <w:t>aws lambda list-functions</w:t>
       </w:r>
     </w:p>
     <w:p>
@@ -4888,7 +4118,7 @@
           <w14:ligatures w14:val="none"/>
         </w:rPr>
         <w:pict w14:anchorId="7ADF645E">
-          <v:rect id="_x0000_i1238" style="width:0;height:1.5pt" o:hralign="center" o:hrstd="t" o:hr="t" fillcolor="#a0a0a0" stroked="f"/>
+          <v:rect id="_x0000_i1040" style="width:0;height:1.5pt" o:hralign="center" o:hrstd="t" o:hr="t" fillcolor="#a0a0a0" stroked="f"/>
         </w:pict>
       </w:r>
     </w:p>
@@ -4979,57 +4209,17 @@
           <w14:ligatures w14:val="none"/>
         </w:rPr>
       </w:pPr>
-      <w:proofErr w:type="spellStart"/>
-      <w:r>
-        <w:rPr>
-          <w:rFonts w:ascii="Georgia" w:eastAsia="Times New Roman" w:hAnsi="Georgia" w:cs="Times New Roman"/>
-          <w:color w:val="000000" w:themeColor="text1"/>
-          <w:kern w:val="0"/>
-          <w:sz w:val="24"/>
-          <w:szCs w:val="24"/>
-          <w:lang w:val="en-US" w:eastAsia="en-IN"/>
-          <w14:ligatures w14:val="none"/>
-        </w:rPr>
-        <w:t>aws</w:t>
-      </w:r>
-      <w:proofErr w:type="spellEnd"/>
-      <w:r>
-        <w:rPr>
-          <w:rFonts w:ascii="Georgia" w:eastAsia="Times New Roman" w:hAnsi="Georgia" w:cs="Times New Roman"/>
-          <w:color w:val="000000" w:themeColor="text1"/>
-          <w:kern w:val="0"/>
-          <w:sz w:val="24"/>
-          <w:szCs w:val="24"/>
-          <w:lang w:val="en-US" w:eastAsia="en-IN"/>
-          <w14:ligatures w14:val="none"/>
-        </w:rPr>
-        <w:t xml:space="preserve"> lambda </w:t>
-      </w:r>
-      <w:proofErr w:type="gramStart"/>
-      <w:r>
-        <w:rPr>
-          <w:rFonts w:ascii="Georgia" w:eastAsia="Times New Roman" w:hAnsi="Georgia" w:cs="Times New Roman"/>
-          <w:color w:val="000000" w:themeColor="text1"/>
-          <w:kern w:val="0"/>
-          <w:sz w:val="24"/>
-          <w:szCs w:val="24"/>
-          <w:lang w:val="en-US" w:eastAsia="en-IN"/>
-          <w14:ligatures w14:val="none"/>
-        </w:rPr>
-        <w:t>invoke</w:t>
-      </w:r>
-      <w:proofErr w:type="gramEnd"/>
-      <w:r>
-        <w:rPr>
-          <w:rFonts w:ascii="Georgia" w:eastAsia="Times New Roman" w:hAnsi="Georgia" w:cs="Times New Roman"/>
-          <w:color w:val="000000" w:themeColor="text1"/>
-          <w:kern w:val="0"/>
-          <w:sz w:val="24"/>
-          <w:szCs w:val="24"/>
-          <w:lang w:val="en-US" w:eastAsia="en-IN"/>
-          <w14:ligatures w14:val="none"/>
-        </w:rPr>
-        <w:t xml:space="preserve"> \</w:t>
+      <w:r>
+        <w:rPr>
+          <w:rFonts w:ascii="Georgia" w:eastAsia="Times New Roman" w:hAnsi="Georgia" w:cs="Times New Roman"/>
+          <w:color w:val="000000" w:themeColor="text1"/>
+          <w:kern w:val="0"/>
+          <w:sz w:val="24"/>
+          <w:szCs w:val="24"/>
+          <w:lang w:val="en-US" w:eastAsia="en-IN"/>
+          <w14:ligatures w14:val="none"/>
+        </w:rPr>
+        <w:t>aws lambda invoke \</w:t>
       </w:r>
     </w:p>
     <w:p>
@@ -5065,33 +4255,7 @@
           <w:lang w:val="en-US" w:eastAsia="en-IN"/>
           <w14:ligatures w14:val="none"/>
         </w:rPr>
-        <w:t xml:space="preserve">--function-name </w:t>
-      </w:r>
-      <w:proofErr w:type="spellStart"/>
-      <w:r>
-        <w:rPr>
-          <w:rFonts w:ascii="Georgia" w:eastAsia="Times New Roman" w:hAnsi="Georgia" w:cs="Times New Roman"/>
-          <w:color w:val="000000" w:themeColor="text1"/>
-          <w:kern w:val="0"/>
-          <w:sz w:val="24"/>
-          <w:szCs w:val="24"/>
-          <w:lang w:val="en-US" w:eastAsia="en-IN"/>
-          <w14:ligatures w14:val="none"/>
-        </w:rPr>
-        <w:t>HelloLambda</w:t>
-      </w:r>
-      <w:proofErr w:type="spellEnd"/>
-      <w:r>
-        <w:rPr>
-          <w:rFonts w:ascii="Georgia" w:eastAsia="Times New Roman" w:hAnsi="Georgia" w:cs="Times New Roman"/>
-          <w:color w:val="000000" w:themeColor="text1"/>
-          <w:kern w:val="0"/>
-          <w:sz w:val="24"/>
-          <w:szCs w:val="24"/>
-          <w:lang w:val="en-US" w:eastAsia="en-IN"/>
-          <w14:ligatures w14:val="none"/>
-        </w:rPr>
-        <w:t xml:space="preserve"> \</w:t>
+        <w:t>--function-name HelloLambda \</w:t>
       </w:r>
     </w:p>
     <w:p>
@@ -5117,8 +4281,6 @@
           <w14:ligatures w14:val="none"/>
         </w:rPr>
       </w:pPr>
-      <w:proofErr w:type="spellStart"/>
-      <w:proofErr w:type="gramStart"/>
       <w:r>
         <w:rPr>
           <w:rFonts w:ascii="Georgia" w:eastAsia="Times New Roman" w:hAnsi="Georgia" w:cs="Times New Roman"/>
@@ -5131,8 +4293,6 @@
         </w:rPr>
         <w:t>output.json</w:t>
       </w:r>
-      <w:proofErr w:type="spellEnd"/>
-      <w:proofErr w:type="gramEnd"/>
     </w:p>
     <w:p>
       <w:pPr>
@@ -5162,7 +4322,7 @@
           <w14:ligatures w14:val="none"/>
         </w:rPr>
         <w:pict w14:anchorId="671A5D89">
-          <v:rect id="_x0000_i1239" style="width:0;height:1.5pt" o:hralign="center" o:hrstd="t" o:hr="t" fillcolor="#a0a0a0" stroked="f"/>
+          <v:rect id="_x0000_i1041" style="width:0;height:1.5pt" o:hralign="center" o:hrstd="t" o:hr="t" fillcolor="#a0a0a0" stroked="f"/>
         </w:pict>
       </w:r>
     </w:p>
@@ -5265,33 +4425,7 @@
           <w:lang w:val="en-US" w:eastAsia="en-IN"/>
           <w14:ligatures w14:val="none"/>
         </w:rPr>
-        <w:t xml:space="preserve">    "</w:t>
-      </w:r>
-      <w:proofErr w:type="spellStart"/>
-      <w:r>
-        <w:rPr>
-          <w:rFonts w:ascii="Georgia" w:eastAsia="Times New Roman" w:hAnsi="Georgia" w:cs="Times New Roman"/>
-          <w:color w:val="000000" w:themeColor="text1"/>
-          <w:kern w:val="0"/>
-          <w:sz w:val="24"/>
-          <w:szCs w:val="24"/>
-          <w:lang w:val="en-US" w:eastAsia="en-IN"/>
-          <w14:ligatures w14:val="none"/>
-        </w:rPr>
-        <w:t>StatusCode</w:t>
-      </w:r>
-      <w:proofErr w:type="spellEnd"/>
-      <w:r>
-        <w:rPr>
-          <w:rFonts w:ascii="Georgia" w:eastAsia="Times New Roman" w:hAnsi="Georgia" w:cs="Times New Roman"/>
-          <w:color w:val="000000" w:themeColor="text1"/>
-          <w:kern w:val="0"/>
-          <w:sz w:val="24"/>
-          <w:szCs w:val="24"/>
-          <w:lang w:val="en-US" w:eastAsia="en-IN"/>
-          <w14:ligatures w14:val="none"/>
-        </w:rPr>
-        <w:t>": 200</w:t>
+        <w:t xml:space="preserve">    "StatusCode": 200</w:t>
       </w:r>
     </w:p>
     <w:p>
@@ -5358,7 +4492,7 @@
           <w14:ligatures w14:val="none"/>
         </w:rPr>
         <w:pict w14:anchorId="7983467B">
-          <v:rect id="_x0000_i1240" style="width:0;height:1.5pt" o:hralign="center" o:hrstd="t" o:hr="t" fillcolor="#a0a0a0" stroked="f"/>
+          <v:rect id="_x0000_i1042" style="width:0;height:1.5pt" o:hralign="center" o:hrstd="t" o:hr="t" fillcolor="#a0a0a0" stroked="f"/>
         </w:pict>
       </w:r>
     </w:p>
@@ -5429,24 +4563,8 @@
           <w:lang w:val="en-US" w:eastAsia="en-IN"/>
           <w14:ligatures w14:val="none"/>
         </w:rPr>
-        <w:t xml:space="preserve">cat </w:t>
-      </w:r>
-      <w:proofErr w:type="spellStart"/>
-      <w:proofErr w:type="gramStart"/>
-      <w:r>
-        <w:rPr>
-          <w:rFonts w:ascii="Georgia" w:eastAsia="Times New Roman" w:hAnsi="Georgia" w:cs="Times New Roman"/>
-          <w:color w:val="000000" w:themeColor="text1"/>
-          <w:kern w:val="0"/>
-          <w:sz w:val="24"/>
-          <w:szCs w:val="24"/>
-          <w:lang w:val="en-US" w:eastAsia="en-IN"/>
-          <w14:ligatures w14:val="none"/>
-        </w:rPr>
-        <w:t>output.json</w:t>
-      </w:r>
-      <w:proofErr w:type="spellEnd"/>
-      <w:proofErr w:type="gramEnd"/>
+        <w:t>cat output.json</w:t>
+      </w:r>
     </w:p>
     <w:p>
       <w:pPr>
@@ -5547,33 +4665,7 @@
           <w:lang w:val="en-US" w:eastAsia="en-IN"/>
           <w14:ligatures w14:val="none"/>
         </w:rPr>
-        <w:t xml:space="preserve">  "</w:t>
-      </w:r>
-      <w:proofErr w:type="spellStart"/>
-      <w:r>
-        <w:rPr>
-          <w:rFonts w:ascii="Georgia" w:eastAsia="Times New Roman" w:hAnsi="Georgia" w:cs="Times New Roman"/>
-          <w:color w:val="000000" w:themeColor="text1"/>
-          <w:kern w:val="0"/>
-          <w:sz w:val="24"/>
-          <w:szCs w:val="24"/>
-          <w:lang w:val="en-US" w:eastAsia="en-IN"/>
-          <w14:ligatures w14:val="none"/>
-        </w:rPr>
-        <w:t>statusCode</w:t>
-      </w:r>
-      <w:proofErr w:type="spellEnd"/>
-      <w:r>
-        <w:rPr>
-          <w:rFonts w:ascii="Georgia" w:eastAsia="Times New Roman" w:hAnsi="Georgia" w:cs="Times New Roman"/>
-          <w:color w:val="000000" w:themeColor="text1"/>
-          <w:kern w:val="0"/>
-          <w:sz w:val="24"/>
-          <w:szCs w:val="24"/>
-          <w:lang w:val="en-US" w:eastAsia="en-IN"/>
-          <w14:ligatures w14:val="none"/>
-        </w:rPr>
-        <w:t>": 200,</w:t>
+        <w:t xml:space="preserve">  "statusCode": 200,</w:t>
       </w:r>
     </w:p>
     <w:p>
@@ -5645,22 +4737,8 @@
           <w:lang w:val="en-US" w:eastAsia="en-IN"/>
           <w14:ligatures w14:val="none"/>
         </w:rPr>
-        <w:t xml:space="preserve">  "input</w:t>
-      </w:r>
-      <w:proofErr w:type="gramStart"/>
-      <w:r>
-        <w:rPr>
-          <w:rFonts w:ascii="Georgia" w:eastAsia="Times New Roman" w:hAnsi="Georgia" w:cs="Times New Roman"/>
-          <w:color w:val="000000" w:themeColor="text1"/>
-          <w:kern w:val="0"/>
-          <w:sz w:val="24"/>
-          <w:szCs w:val="24"/>
-          <w:lang w:val="en-US" w:eastAsia="en-IN"/>
-          <w14:ligatures w14:val="none"/>
-        </w:rPr>
-        <w:t>": {}</w:t>
-      </w:r>
-      <w:proofErr w:type="gramEnd"/>
+        <w:t xml:space="preserve">  "input": {}</w:t>
+      </w:r>
     </w:p>
     <w:p>
       <w:pPr>
@@ -5726,7 +4804,7 @@
           <w14:ligatures w14:val="none"/>
         </w:rPr>
         <w:pict w14:anchorId="3C33C43C">
-          <v:rect id="_x0000_i1241" style="width:0;height:1.5pt" o:hralign="center" o:hrstd="t" o:hr="t" fillcolor="#a0a0a0" stroked="f"/>
+          <v:rect id="_x0000_i1043" style="width:0;height:1.5pt" o:hralign="center" o:hrstd="t" o:hr="t" fillcolor="#a0a0a0" stroked="f"/>
         </w:pict>
       </w:r>
     </w:p>
@@ -5787,57 +4865,17 @@
           <w14:ligatures w14:val="none"/>
         </w:rPr>
       </w:pPr>
-      <w:proofErr w:type="spellStart"/>
-      <w:r>
-        <w:rPr>
-          <w:rFonts w:ascii="Georgia" w:eastAsia="Times New Roman" w:hAnsi="Georgia" w:cs="Times New Roman"/>
-          <w:color w:val="000000" w:themeColor="text1"/>
-          <w:kern w:val="0"/>
-          <w:sz w:val="24"/>
-          <w:szCs w:val="24"/>
-          <w:lang w:val="en-US" w:eastAsia="en-IN"/>
-          <w14:ligatures w14:val="none"/>
-        </w:rPr>
-        <w:t>aws</w:t>
-      </w:r>
-      <w:proofErr w:type="spellEnd"/>
-      <w:r>
-        <w:rPr>
-          <w:rFonts w:ascii="Georgia" w:eastAsia="Times New Roman" w:hAnsi="Georgia" w:cs="Times New Roman"/>
-          <w:color w:val="000000" w:themeColor="text1"/>
-          <w:kern w:val="0"/>
-          <w:sz w:val="24"/>
-          <w:szCs w:val="24"/>
-          <w:lang w:val="en-US" w:eastAsia="en-IN"/>
-          <w14:ligatures w14:val="none"/>
-        </w:rPr>
-        <w:t xml:space="preserve"> lambda </w:t>
-      </w:r>
-      <w:proofErr w:type="gramStart"/>
-      <w:r>
-        <w:rPr>
-          <w:rFonts w:ascii="Georgia" w:eastAsia="Times New Roman" w:hAnsi="Georgia" w:cs="Times New Roman"/>
-          <w:color w:val="000000" w:themeColor="text1"/>
-          <w:kern w:val="0"/>
-          <w:sz w:val="24"/>
-          <w:szCs w:val="24"/>
-          <w:lang w:val="en-US" w:eastAsia="en-IN"/>
-          <w14:ligatures w14:val="none"/>
-        </w:rPr>
-        <w:t>invoke</w:t>
-      </w:r>
-      <w:proofErr w:type="gramEnd"/>
-      <w:r>
-        <w:rPr>
-          <w:rFonts w:ascii="Georgia" w:eastAsia="Times New Roman" w:hAnsi="Georgia" w:cs="Times New Roman"/>
-          <w:color w:val="000000" w:themeColor="text1"/>
-          <w:kern w:val="0"/>
-          <w:sz w:val="24"/>
-          <w:szCs w:val="24"/>
-          <w:lang w:val="en-US" w:eastAsia="en-IN"/>
-          <w14:ligatures w14:val="none"/>
-        </w:rPr>
-        <w:t xml:space="preserve"> \</w:t>
+      <w:r>
+        <w:rPr>
+          <w:rFonts w:ascii="Georgia" w:eastAsia="Times New Roman" w:hAnsi="Georgia" w:cs="Times New Roman"/>
+          <w:color w:val="000000" w:themeColor="text1"/>
+          <w:kern w:val="0"/>
+          <w:sz w:val="24"/>
+          <w:szCs w:val="24"/>
+          <w:lang w:val="en-US" w:eastAsia="en-IN"/>
+          <w14:ligatures w14:val="none"/>
+        </w:rPr>
+        <w:t>aws lambda invoke \</w:t>
       </w:r>
     </w:p>
     <w:p>
@@ -5873,33 +4911,7 @@
           <w:lang w:val="en-US" w:eastAsia="en-IN"/>
           <w14:ligatures w14:val="none"/>
         </w:rPr>
-        <w:t xml:space="preserve">--function-name </w:t>
-      </w:r>
-      <w:proofErr w:type="spellStart"/>
-      <w:r>
-        <w:rPr>
-          <w:rFonts w:ascii="Georgia" w:eastAsia="Times New Roman" w:hAnsi="Georgia" w:cs="Times New Roman"/>
-          <w:color w:val="000000" w:themeColor="text1"/>
-          <w:kern w:val="0"/>
-          <w:sz w:val="24"/>
-          <w:szCs w:val="24"/>
-          <w:lang w:val="en-US" w:eastAsia="en-IN"/>
-          <w14:ligatures w14:val="none"/>
-        </w:rPr>
-        <w:t>HelloLambda</w:t>
-      </w:r>
-      <w:proofErr w:type="spellEnd"/>
-      <w:r>
-        <w:rPr>
-          <w:rFonts w:ascii="Georgia" w:eastAsia="Times New Roman" w:hAnsi="Georgia" w:cs="Times New Roman"/>
-          <w:color w:val="000000" w:themeColor="text1"/>
-          <w:kern w:val="0"/>
-          <w:sz w:val="24"/>
-          <w:szCs w:val="24"/>
-          <w:lang w:val="en-US" w:eastAsia="en-IN"/>
-          <w14:ligatures w14:val="none"/>
-        </w:rPr>
-        <w:t xml:space="preserve"> \</w:t>
+        <w:t>--function-name HelloLambda \</w:t>
       </w:r>
     </w:p>
     <w:p>
@@ -5935,85 +4947,7 @@
           <w:lang w:val="en-US" w:eastAsia="en-IN"/>
           <w14:ligatures w14:val="none"/>
         </w:rPr>
-        <w:t>--</w:t>
-      </w:r>
-      <w:proofErr w:type="gramStart"/>
-      <w:r>
-        <w:rPr>
-          <w:rFonts w:ascii="Georgia" w:eastAsia="Times New Roman" w:hAnsi="Georgia" w:cs="Times New Roman"/>
-          <w:color w:val="000000" w:themeColor="text1"/>
-          <w:kern w:val="0"/>
-          <w:sz w:val="24"/>
-          <w:szCs w:val="24"/>
-          <w:lang w:val="en-US" w:eastAsia="en-IN"/>
-          <w14:ligatures w14:val="none"/>
-        </w:rPr>
-        <w:t>payload '{</w:t>
-      </w:r>
-      <w:proofErr w:type="gramEnd"/>
-      <w:r>
-        <w:rPr>
-          <w:rFonts w:ascii="Georgia" w:eastAsia="Times New Roman" w:hAnsi="Georgia" w:cs="Times New Roman"/>
-          <w:color w:val="000000" w:themeColor="text1"/>
-          <w:kern w:val="0"/>
-          <w:sz w:val="24"/>
-          <w:szCs w:val="24"/>
-          <w:lang w:val="en-US" w:eastAsia="en-IN"/>
-          <w14:ligatures w14:val="none"/>
-        </w:rPr>
-        <w:t>"</w:t>
-      </w:r>
-      <w:proofErr w:type="spellStart"/>
-      <w:r>
-        <w:rPr>
-          <w:rFonts w:ascii="Georgia" w:eastAsia="Times New Roman" w:hAnsi="Georgia" w:cs="Times New Roman"/>
-          <w:color w:val="000000" w:themeColor="text1"/>
-          <w:kern w:val="0"/>
-          <w:sz w:val="24"/>
-          <w:szCs w:val="24"/>
-          <w:lang w:val="en-US" w:eastAsia="en-IN"/>
-          <w14:ligatures w14:val="none"/>
-        </w:rPr>
-        <w:t>name":"</w:t>
-      </w:r>
-      <w:proofErr w:type="gramStart"/>
-      <w:r>
-        <w:rPr>
-          <w:rFonts w:ascii="Georgia" w:eastAsia="Times New Roman" w:hAnsi="Georgia" w:cs="Times New Roman"/>
-          <w:color w:val="000000" w:themeColor="text1"/>
-          <w:kern w:val="0"/>
-          <w:sz w:val="24"/>
-          <w:szCs w:val="24"/>
-          <w:lang w:val="en-US" w:eastAsia="en-IN"/>
-          <w14:ligatures w14:val="none"/>
-        </w:rPr>
-        <w:t>John</w:t>
-      </w:r>
-      <w:proofErr w:type="spellEnd"/>
-      <w:r>
-        <w:rPr>
-          <w:rFonts w:ascii="Georgia" w:eastAsia="Times New Roman" w:hAnsi="Georgia" w:cs="Times New Roman"/>
-          <w:color w:val="000000" w:themeColor="text1"/>
-          <w:kern w:val="0"/>
-          <w:sz w:val="24"/>
-          <w:szCs w:val="24"/>
-          <w:lang w:val="en-US" w:eastAsia="en-IN"/>
-          <w14:ligatures w14:val="none"/>
-        </w:rPr>
-        <w:t>"}</w:t>
-      </w:r>
-      <w:proofErr w:type="gramEnd"/>
-      <w:r>
-        <w:rPr>
-          <w:rFonts w:ascii="Georgia" w:eastAsia="Times New Roman" w:hAnsi="Georgia" w:cs="Times New Roman"/>
-          <w:color w:val="000000" w:themeColor="text1"/>
-          <w:kern w:val="0"/>
-          <w:sz w:val="24"/>
-          <w:szCs w:val="24"/>
-          <w:lang w:val="en-US" w:eastAsia="en-IN"/>
-          <w14:ligatures w14:val="none"/>
-        </w:rPr>
-        <w:t>' \</w:t>
+        <w:t>--payload '{"name":"John"}' \</w:t>
       </w:r>
     </w:p>
     <w:p>
@@ -6075,8 +5009,6 @@
           <w14:ligatures w14:val="none"/>
         </w:rPr>
       </w:pPr>
-      <w:proofErr w:type="spellStart"/>
-      <w:proofErr w:type="gramStart"/>
       <w:r>
         <w:rPr>
           <w:rFonts w:ascii="Georgia" w:eastAsia="Times New Roman" w:hAnsi="Georgia" w:cs="Times New Roman"/>
@@ -6089,8 +5021,6 @@
         </w:rPr>
         <w:t>output.json</w:t>
       </w:r>
-      <w:proofErr w:type="spellEnd"/>
-      <w:proofErr w:type="gramEnd"/>
     </w:p>
     <w:p>
       <w:pPr>
@@ -6156,24 +5086,8 @@
           <w:lang w:val="en-US" w:eastAsia="en-IN"/>
           <w14:ligatures w14:val="none"/>
         </w:rPr>
-        <w:t xml:space="preserve">cat </w:t>
-      </w:r>
-      <w:proofErr w:type="spellStart"/>
-      <w:proofErr w:type="gramStart"/>
-      <w:r>
-        <w:rPr>
-          <w:rFonts w:ascii="Georgia" w:eastAsia="Times New Roman" w:hAnsi="Georgia" w:cs="Times New Roman"/>
-          <w:color w:val="000000" w:themeColor="text1"/>
-          <w:kern w:val="0"/>
-          <w:sz w:val="24"/>
-          <w:szCs w:val="24"/>
-          <w:lang w:val="en-US" w:eastAsia="en-IN"/>
-          <w14:ligatures w14:val="none"/>
-        </w:rPr>
-        <w:t>output.json</w:t>
-      </w:r>
-      <w:proofErr w:type="spellEnd"/>
-      <w:proofErr w:type="gramEnd"/>
+        <w:t>cat output.json</w:t>
+      </w:r>
     </w:p>
     <w:p>
       <w:pPr>
@@ -6274,33 +5188,7 @@
           <w:lang w:val="en-US" w:eastAsia="en-IN"/>
           <w14:ligatures w14:val="none"/>
         </w:rPr>
-        <w:t xml:space="preserve">  "</w:t>
-      </w:r>
-      <w:proofErr w:type="spellStart"/>
-      <w:r>
-        <w:rPr>
-          <w:rFonts w:ascii="Georgia" w:eastAsia="Times New Roman" w:hAnsi="Georgia" w:cs="Times New Roman"/>
-          <w:color w:val="000000" w:themeColor="text1"/>
-          <w:kern w:val="0"/>
-          <w:sz w:val="24"/>
-          <w:szCs w:val="24"/>
-          <w:lang w:val="en-US" w:eastAsia="en-IN"/>
-          <w14:ligatures w14:val="none"/>
-        </w:rPr>
-        <w:t>statusCode</w:t>
-      </w:r>
-      <w:proofErr w:type="spellEnd"/>
-      <w:r>
-        <w:rPr>
-          <w:rFonts w:ascii="Georgia" w:eastAsia="Times New Roman" w:hAnsi="Georgia" w:cs="Times New Roman"/>
-          <w:color w:val="000000" w:themeColor="text1"/>
-          <w:kern w:val="0"/>
-          <w:sz w:val="24"/>
-          <w:szCs w:val="24"/>
-          <w:lang w:val="en-US" w:eastAsia="en-IN"/>
-          <w14:ligatures w14:val="none"/>
-        </w:rPr>
-        <w:t>": 200,</w:t>
+        <w:t xml:space="preserve">  "statusCode": 200,</w:t>
       </w:r>
     </w:p>
     <w:p>
@@ -6372,22 +5260,8 @@
           <w:lang w:val="en-US" w:eastAsia="en-IN"/>
           <w14:ligatures w14:val="none"/>
         </w:rPr>
-        <w:t xml:space="preserve">  "input</w:t>
-      </w:r>
-      <w:proofErr w:type="gramStart"/>
-      <w:r>
-        <w:rPr>
-          <w:rFonts w:ascii="Georgia" w:eastAsia="Times New Roman" w:hAnsi="Georgia" w:cs="Times New Roman"/>
-          <w:color w:val="000000" w:themeColor="text1"/>
-          <w:kern w:val="0"/>
-          <w:sz w:val="24"/>
-          <w:szCs w:val="24"/>
-          <w:lang w:val="en-US" w:eastAsia="en-IN"/>
-          <w14:ligatures w14:val="none"/>
-        </w:rPr>
-        <w:t>": {</w:t>
-      </w:r>
-      <w:proofErr w:type="gramEnd"/>
+        <w:t xml:space="preserve">  "input": {</w:t>
+      </w:r>
     </w:p>
     <w:p>
       <w:pPr>
@@ -6422,33 +5296,7 @@
           <w:lang w:val="en-US" w:eastAsia="en-IN"/>
           <w14:ligatures w14:val="none"/>
         </w:rPr>
-        <w:t xml:space="preserve">      "</w:t>
-      </w:r>
-      <w:proofErr w:type="spellStart"/>
-      <w:r>
-        <w:rPr>
-          <w:rFonts w:ascii="Georgia" w:eastAsia="Times New Roman" w:hAnsi="Georgia" w:cs="Times New Roman"/>
-          <w:color w:val="000000" w:themeColor="text1"/>
-          <w:kern w:val="0"/>
-          <w:sz w:val="24"/>
-          <w:szCs w:val="24"/>
-          <w:lang w:val="en-US" w:eastAsia="en-IN"/>
-          <w14:ligatures w14:val="none"/>
-        </w:rPr>
-        <w:t>name":"John</w:t>
-      </w:r>
-      <w:proofErr w:type="spellEnd"/>
-      <w:r>
-        <w:rPr>
-          <w:rFonts w:ascii="Georgia" w:eastAsia="Times New Roman" w:hAnsi="Georgia" w:cs="Times New Roman"/>
-          <w:color w:val="000000" w:themeColor="text1"/>
-          <w:kern w:val="0"/>
-          <w:sz w:val="24"/>
-          <w:szCs w:val="24"/>
-          <w:lang w:val="en-US" w:eastAsia="en-IN"/>
-          <w14:ligatures w14:val="none"/>
-        </w:rPr>
-        <w:t>"</w:t>
+        <w:t xml:space="preserve">      "name":"John"</w:t>
       </w:r>
     </w:p>
     <w:p>
@@ -6551,7 +5399,7 @@
           <w14:ligatures w14:val="none"/>
         </w:rPr>
         <w:pict w14:anchorId="28FC0CD6">
-          <v:rect id="_x0000_i1242" style="width:0;height:1.5pt" o:hralign="center" o:hrstd="t" o:hr="t" fillcolor="#a0a0a0" stroked="f"/>
+          <v:rect id="_x0000_i1044" style="width:0;height:1.5pt" o:hralign="center" o:hrstd="t" o:hr="t" fillcolor="#a0a0a0" stroked="f"/>
         </w:pict>
       </w:r>
     </w:p>
@@ -6612,131 +5460,65 @@
           <w14:ligatures w14:val="none"/>
         </w:rPr>
       </w:pPr>
-      <w:proofErr w:type="spellStart"/>
-      <w:r>
-        <w:rPr>
-          <w:rFonts w:ascii="Georgia" w:eastAsia="Times New Roman" w:hAnsi="Georgia" w:cs="Times New Roman"/>
-          <w:color w:val="000000" w:themeColor="text1"/>
-          <w:kern w:val="0"/>
-          <w:sz w:val="24"/>
-          <w:szCs w:val="24"/>
-          <w:lang w:val="en-US" w:eastAsia="en-IN"/>
-          <w14:ligatures w14:val="none"/>
-        </w:rPr>
-        <w:t>aws</w:t>
-      </w:r>
-      <w:proofErr w:type="spellEnd"/>
-      <w:r>
-        <w:rPr>
-          <w:rFonts w:ascii="Georgia" w:eastAsia="Times New Roman" w:hAnsi="Georgia" w:cs="Times New Roman"/>
-          <w:color w:val="000000" w:themeColor="text1"/>
-          <w:kern w:val="0"/>
-          <w:sz w:val="24"/>
-          <w:szCs w:val="24"/>
-          <w:lang w:val="en-US" w:eastAsia="en-IN"/>
-          <w14:ligatures w14:val="none"/>
-        </w:rPr>
-        <w:t xml:space="preserve"> logs describe-log-groups</w:t>
-      </w:r>
-    </w:p>
-    <w:p>
-      <w:pPr>
-        <w:shd w:val="clear" w:color="auto" w:fill="FFFFFF"/>
-        <w:spacing w:after="0" w:line="480" w:lineRule="auto"/>
-        <w:jc w:val="both"/>
-        <w:textAlignment w:val="baseline"/>
-        <w:outlineLvl w:val="0"/>
-        <w:rPr>
-          <w:rFonts w:ascii="Georgia" w:eastAsia="Times New Roman" w:hAnsi="Georgia" w:cs="Times New Roman"/>
-          <w:color w:val="000000" w:themeColor="text1"/>
-          <w:kern w:val="0"/>
-          <w:sz w:val="24"/>
-          <w:szCs w:val="24"/>
-          <w:lang w:val="en-US" w:eastAsia="en-IN"/>
-          <w14:ligatures w14:val="none"/>
-        </w:rPr>
-      </w:pPr>
-    </w:p>
-    <w:p>
-      <w:pPr>
-        <w:shd w:val="clear" w:color="auto" w:fill="FFFFFF"/>
-        <w:spacing w:after="0" w:line="480" w:lineRule="auto"/>
-        <w:jc w:val="both"/>
-        <w:textAlignment w:val="baseline"/>
-        <w:outlineLvl w:val="0"/>
-        <w:rPr>
-          <w:rFonts w:ascii="Georgia" w:eastAsia="Times New Roman" w:hAnsi="Georgia" w:cs="Times New Roman"/>
-          <w:color w:val="000000" w:themeColor="text1"/>
-          <w:kern w:val="0"/>
-          <w:sz w:val="24"/>
-          <w:szCs w:val="24"/>
-          <w:lang w:val="en-US" w:eastAsia="en-IN"/>
-          <w14:ligatures w14:val="none"/>
-        </w:rPr>
-      </w:pPr>
-      <w:r>
-        <w:rPr>
-          <w:rFonts w:ascii="Georgia" w:eastAsia="Times New Roman" w:hAnsi="Georgia" w:cs="Times New Roman"/>
-          <w:color w:val="000000" w:themeColor="text1"/>
-          <w:kern w:val="0"/>
-          <w:sz w:val="24"/>
-          <w:szCs w:val="24"/>
-          <w:lang w:val="en-US" w:eastAsia="en-IN"/>
-          <w14:ligatures w14:val="none"/>
-        </w:rPr>
-        <w:t xml:space="preserve">View </w:t>
-      </w:r>
-      <w:proofErr w:type="gramStart"/>
-      <w:r>
-        <w:rPr>
-          <w:rFonts w:ascii="Georgia" w:eastAsia="Times New Roman" w:hAnsi="Georgia" w:cs="Times New Roman"/>
-          <w:color w:val="000000" w:themeColor="text1"/>
-          <w:kern w:val="0"/>
-          <w:sz w:val="24"/>
-          <w:szCs w:val="24"/>
-          <w:lang w:val="en-US" w:eastAsia="en-IN"/>
-          <w14:ligatures w14:val="none"/>
-        </w:rPr>
-        <w:t>log</w:t>
-      </w:r>
-      <w:proofErr w:type="gramEnd"/>
-      <w:r>
-        <w:rPr>
-          <w:rFonts w:ascii="Georgia" w:eastAsia="Times New Roman" w:hAnsi="Georgia" w:cs="Times New Roman"/>
-          <w:color w:val="000000" w:themeColor="text1"/>
-          <w:kern w:val="0"/>
-          <w:sz w:val="24"/>
-          <w:szCs w:val="24"/>
-          <w:lang w:val="en-US" w:eastAsia="en-IN"/>
-          <w14:ligatures w14:val="none"/>
-        </w:rPr>
-        <w:t xml:space="preserve"> </w:t>
-      </w:r>
-      <w:proofErr w:type="gramStart"/>
-      <w:r>
-        <w:rPr>
-          <w:rFonts w:ascii="Georgia" w:eastAsia="Times New Roman" w:hAnsi="Georgia" w:cs="Times New Roman"/>
-          <w:color w:val="000000" w:themeColor="text1"/>
-          <w:kern w:val="0"/>
-          <w:sz w:val="24"/>
-          <w:szCs w:val="24"/>
-          <w:lang w:val="en-US" w:eastAsia="en-IN"/>
-          <w14:ligatures w14:val="none"/>
-        </w:rPr>
-        <w:t>streams</w:t>
-      </w:r>
-      <w:proofErr w:type="gramEnd"/>
-      <w:r>
-        <w:rPr>
-          <w:rFonts w:ascii="Georgia" w:eastAsia="Times New Roman" w:hAnsi="Georgia" w:cs="Times New Roman"/>
-          <w:color w:val="000000" w:themeColor="text1"/>
-          <w:kern w:val="0"/>
-          <w:sz w:val="24"/>
-          <w:szCs w:val="24"/>
-          <w:lang w:val="en-US" w:eastAsia="en-IN"/>
-          <w14:ligatures w14:val="none"/>
-        </w:rPr>
-        <w:t>.</w:t>
+      <w:r>
+        <w:rPr>
+          <w:rFonts w:ascii="Georgia" w:eastAsia="Times New Roman" w:hAnsi="Georgia" w:cs="Times New Roman"/>
+          <w:color w:val="000000" w:themeColor="text1"/>
+          <w:kern w:val="0"/>
+          <w:sz w:val="24"/>
+          <w:szCs w:val="24"/>
+          <w:lang w:val="en-US" w:eastAsia="en-IN"/>
+          <w14:ligatures w14:val="none"/>
+        </w:rPr>
+        <w:t>aws logs describe-log-groups</w:t>
+      </w:r>
+    </w:p>
+    <w:p>
+      <w:pPr>
+        <w:shd w:val="clear" w:color="auto" w:fill="FFFFFF"/>
+        <w:spacing w:after="0" w:line="480" w:lineRule="auto"/>
+        <w:jc w:val="both"/>
+        <w:textAlignment w:val="baseline"/>
+        <w:outlineLvl w:val="0"/>
+        <w:rPr>
+          <w:rFonts w:ascii="Georgia" w:eastAsia="Times New Roman" w:hAnsi="Georgia" w:cs="Times New Roman"/>
+          <w:color w:val="000000" w:themeColor="text1"/>
+          <w:kern w:val="0"/>
+          <w:sz w:val="24"/>
+          <w:szCs w:val="24"/>
+          <w:lang w:val="en-US" w:eastAsia="en-IN"/>
+          <w14:ligatures w14:val="none"/>
+        </w:rPr>
+      </w:pPr>
+    </w:p>
+    <w:p>
+      <w:pPr>
+        <w:shd w:val="clear" w:color="auto" w:fill="FFFFFF"/>
+        <w:spacing w:after="0" w:line="480" w:lineRule="auto"/>
+        <w:jc w:val="both"/>
+        <w:textAlignment w:val="baseline"/>
+        <w:outlineLvl w:val="0"/>
+        <w:rPr>
+          <w:rFonts w:ascii="Georgia" w:eastAsia="Times New Roman" w:hAnsi="Georgia" w:cs="Times New Roman"/>
+          <w:color w:val="000000" w:themeColor="text1"/>
+          <w:kern w:val="0"/>
+          <w:sz w:val="24"/>
+          <w:szCs w:val="24"/>
+          <w:lang w:val="en-US" w:eastAsia="en-IN"/>
+          <w14:ligatures w14:val="none"/>
+        </w:rPr>
+      </w:pPr>
+      <w:r>
+        <w:rPr>
+          <w:rFonts w:ascii="Georgia" w:eastAsia="Times New Roman" w:hAnsi="Georgia" w:cs="Times New Roman"/>
+          <w:color w:val="000000" w:themeColor="text1"/>
+          <w:kern w:val="0"/>
+          <w:sz w:val="24"/>
+          <w:szCs w:val="24"/>
+          <w:lang w:val="en-US" w:eastAsia="en-IN"/>
+          <w14:ligatures w14:val="none"/>
+        </w:rPr>
+        <w:t>View log streams.</w:t>
       </w:r>
     </w:p>
     <w:p>
@@ -6772,19 +5554,7 @@
           <w:lang w:val="en-US" w:eastAsia="en-IN"/>
           <w14:ligatures w14:val="none"/>
         </w:rPr>
-        <w:t>A</w:t>
-      </w:r>
-      <w:r>
-        <w:rPr>
-          <w:rFonts w:ascii="Georgia" w:eastAsia="Times New Roman" w:hAnsi="Georgia" w:cs="Times New Roman"/>
-          <w:color w:val="000000" w:themeColor="text1"/>
-          <w:kern w:val="0"/>
-          <w:sz w:val="24"/>
-          <w:szCs w:val="24"/>
-          <w:lang w:val="en-US" w:eastAsia="en-IN"/>
-          <w14:ligatures w14:val="none"/>
-        </w:rPr>
-        <w:t>ws logs describe-log-streams \</w:t>
+        <w:t>Aws logs describe-log-streams \</w:t>
       </w:r>
     </w:p>
     <w:p>
@@ -6820,48 +5590,8 @@
           <w:lang w:val="en-US" w:eastAsia="en-IN"/>
           <w14:ligatures w14:val="none"/>
         </w:rPr>
-        <w:t>--log-group-name /</w:t>
-      </w:r>
-      <w:proofErr w:type="spellStart"/>
-      <w:r>
-        <w:rPr>
-          <w:rFonts w:ascii="Georgia" w:eastAsia="Times New Roman" w:hAnsi="Georgia" w:cs="Times New Roman"/>
-          <w:color w:val="000000" w:themeColor="text1"/>
-          <w:kern w:val="0"/>
-          <w:sz w:val="24"/>
-          <w:szCs w:val="24"/>
-          <w:lang w:val="en-US" w:eastAsia="en-IN"/>
-          <w14:ligatures w14:val="none"/>
-        </w:rPr>
-        <w:t>aws</w:t>
-      </w:r>
-      <w:proofErr w:type="spellEnd"/>
-      <w:r>
-        <w:rPr>
-          <w:rFonts w:ascii="Georgia" w:eastAsia="Times New Roman" w:hAnsi="Georgia" w:cs="Times New Roman"/>
-          <w:color w:val="000000" w:themeColor="text1"/>
-          <w:kern w:val="0"/>
-          <w:sz w:val="24"/>
-          <w:szCs w:val="24"/>
-          <w:lang w:val="en-US" w:eastAsia="en-IN"/>
-          <w14:ligatures w14:val="none"/>
-        </w:rPr>
-        <w:t>/lambda/</w:t>
-      </w:r>
-      <w:proofErr w:type="spellStart"/>
-      <w:r>
-        <w:rPr>
-          <w:rFonts w:ascii="Georgia" w:eastAsia="Times New Roman" w:hAnsi="Georgia" w:cs="Times New Roman"/>
-          <w:color w:val="000000" w:themeColor="text1"/>
-          <w:kern w:val="0"/>
-          <w:sz w:val="24"/>
-          <w:szCs w:val="24"/>
-          <w:lang w:val="en-US" w:eastAsia="en-IN"/>
-          <w14:ligatures w14:val="none"/>
-        </w:rPr>
-        <w:t>HelloLambda</w:t>
-      </w:r>
-      <w:proofErr w:type="spellEnd"/>
+        <w:t>--log-group-name /aws/lambda/HelloLambda</w:t>
+      </w:r>
     </w:p>
     <w:p>
       <w:pPr>
@@ -6891,17 +5621,12 @@
           <w14:ligatures w14:val="none"/>
         </w:rPr>
         <w:pict w14:anchorId="68853BD1">
-          <v:rect id="_x0000_i1243" style="width:0;height:1.5pt" o:hralign="center" o:hrstd="t" o:hr="t" fillcolor="#a0a0a0" stroked="f"/>
+          <v:rect id="_x0000_i1045" style="width:0;height:1.5pt" o:hralign="center" o:hrstd="t" o:hr="t" fillcolor="#a0a0a0" stroked="f"/>
         </w:pict>
       </w:r>
     </w:p>
     <w:p>
       <w:pPr>
-        <w:shd w:val="clear" w:color="auto" w:fill="FFFFFF"/>
-        <w:spacing w:after="0" w:line="480" w:lineRule="auto"/>
-        <w:jc w:val="both"/>
-        <w:textAlignment w:val="baseline"/>
-        <w:outlineLvl w:val="0"/>
         <w:rPr>
           <w:rFonts w:ascii="Georgia" w:eastAsia="Times New Roman" w:hAnsi="Georgia" w:cs="Times New Roman"/>
           <w:b/>
@@ -6926,6 +5651,41 @@
           <w:lang w:val="en-US" w:eastAsia="en-IN"/>
           <w14:ligatures w14:val="none"/>
         </w:rPr>
+        <w:br w:type="page"/>
+      </w:r>
+    </w:p>
+    <w:p>
+      <w:pPr>
+        <w:shd w:val="clear" w:color="auto" w:fill="FFFFFF"/>
+        <w:spacing w:after="0" w:line="480" w:lineRule="auto"/>
+        <w:jc w:val="both"/>
+        <w:textAlignment w:val="baseline"/>
+        <w:outlineLvl w:val="0"/>
+        <w:rPr>
+          <w:rFonts w:ascii="Georgia" w:eastAsia="Times New Roman" w:hAnsi="Georgia" w:cs="Times New Roman"/>
+          <w:b/>
+          <w:bCs/>
+          <w:color w:val="000000" w:themeColor="text1"/>
+          <w:kern w:val="0"/>
+          <w:sz w:val="24"/>
+          <w:szCs w:val="24"/>
+          <w:lang w:val="en-US" w:eastAsia="en-IN"/>
+          <w14:ligatures w14:val="none"/>
+        </w:rPr>
+      </w:pPr>
+      <w:r>
+        <w:rPr>
+          <w:rFonts w:ascii="Georgia" w:eastAsia="Times New Roman" w:hAnsi="Georgia" w:cs="Times New Roman"/>
+          <w:b/>
+          <w:bCs/>
+          <w:color w:val="000000" w:themeColor="text1"/>
+          <w:kern w:val="0"/>
+          <w:sz w:val="24"/>
+          <w:szCs w:val="24"/>
+          <w:lang w:val="en-US" w:eastAsia="en-IN"/>
+          <w14:ligatures w14:val="none"/>
+        </w:rPr>
+        <w:lastRenderedPageBreak/>
         <w:t>Part 14 – Update the Lambda Function</w:t>
       </w:r>
     </w:p>
@@ -6992,7 +5752,7 @@
           <w:lang w:val="en-US" w:eastAsia="en-IN"/>
           <w14:ligatures w14:val="none"/>
         </w:rPr>
-        <w:t>N</w:t>
+        <w:t>n</w:t>
       </w:r>
       <w:r>
         <w:rPr>
@@ -7047,38 +5807,19 @@
           <w:lang w:val="en-US" w:eastAsia="en-IN"/>
           <w14:ligatures w14:val="none"/>
         </w:rPr>
-        <w:br w:type="page"/>
-      </w:r>
-    </w:p>
-    <w:p>
-      <w:pPr>
-        <w:shd w:val="clear" w:color="auto" w:fill="FFFFFF"/>
-        <w:spacing w:after="0" w:line="480" w:lineRule="auto"/>
-        <w:jc w:val="both"/>
-        <w:textAlignment w:val="baseline"/>
-        <w:outlineLvl w:val="0"/>
-        <w:rPr>
-          <w:rFonts w:ascii="Georgia" w:eastAsia="Times New Roman" w:hAnsi="Georgia" w:cs="Times New Roman"/>
-          <w:color w:val="000000" w:themeColor="text1"/>
-          <w:kern w:val="0"/>
-          <w:sz w:val="24"/>
-          <w:szCs w:val="24"/>
-          <w:lang w:val="en-US" w:eastAsia="en-IN"/>
-          <w14:ligatures w14:val="none"/>
-        </w:rPr>
-      </w:pPr>
-      <w:r>
-        <w:rPr>
-          <w:rFonts w:ascii="Georgia" w:eastAsia="Times New Roman" w:hAnsi="Georgia" w:cs="Times New Roman"/>
-          <w:color w:val="000000" w:themeColor="text1"/>
-          <w:kern w:val="0"/>
-          <w:sz w:val="24"/>
-          <w:szCs w:val="24"/>
-          <w:lang w:val="en-US" w:eastAsia="en-IN"/>
-          <w14:ligatures w14:val="none"/>
-        </w:rPr>
-        <w:lastRenderedPageBreak/>
-        <w:t>Replace with:</w:t>
+        <w:t>r</w:t>
+      </w:r>
+      <w:r>
+        <w:rPr>
+          <w:rFonts w:ascii="Georgia" w:eastAsia="Times New Roman" w:hAnsi="Georgia" w:cs="Times New Roman"/>
+          <w:color w:val="000000" w:themeColor="text1"/>
+          <w:kern w:val="0"/>
+          <w:sz w:val="24"/>
+          <w:szCs w:val="24"/>
+          <w:lang w:val="en-US" w:eastAsia="en-IN"/>
+          <w14:ligatures w14:val="none"/>
+        </w:rPr>
+        <w:t>eplace with:</w:t>
       </w:r>
     </w:p>
     <w:p>
@@ -7150,59 +5891,7 @@
           <w:lang w:val="en-US" w:eastAsia="en-IN"/>
           <w14:ligatures w14:val="none"/>
         </w:rPr>
-        <w:t xml:space="preserve">def </w:t>
-      </w:r>
-      <w:proofErr w:type="spellStart"/>
-      <w:r>
-        <w:rPr>
-          <w:rFonts w:ascii="Georgia" w:eastAsia="Times New Roman" w:hAnsi="Georgia" w:cs="Times New Roman"/>
-          <w:color w:val="000000" w:themeColor="text1"/>
-          <w:kern w:val="0"/>
-          <w:sz w:val="24"/>
-          <w:szCs w:val="24"/>
-          <w:lang w:val="en-US" w:eastAsia="en-IN"/>
-          <w14:ligatures w14:val="none"/>
-        </w:rPr>
-        <w:t>lambda_</w:t>
-      </w:r>
-      <w:proofErr w:type="gramStart"/>
-      <w:r>
-        <w:rPr>
-          <w:rFonts w:ascii="Georgia" w:eastAsia="Times New Roman" w:hAnsi="Georgia" w:cs="Times New Roman"/>
-          <w:color w:val="000000" w:themeColor="text1"/>
-          <w:kern w:val="0"/>
-          <w:sz w:val="24"/>
-          <w:szCs w:val="24"/>
-          <w:lang w:val="en-US" w:eastAsia="en-IN"/>
-          <w14:ligatures w14:val="none"/>
-        </w:rPr>
-        <w:t>handler</w:t>
-      </w:r>
-      <w:proofErr w:type="spellEnd"/>
-      <w:r>
-        <w:rPr>
-          <w:rFonts w:ascii="Georgia" w:eastAsia="Times New Roman" w:hAnsi="Georgia" w:cs="Times New Roman"/>
-          <w:color w:val="000000" w:themeColor="text1"/>
-          <w:kern w:val="0"/>
-          <w:sz w:val="24"/>
-          <w:szCs w:val="24"/>
-          <w:lang w:val="en-US" w:eastAsia="en-IN"/>
-          <w14:ligatures w14:val="none"/>
-        </w:rPr>
-        <w:t>(</w:t>
-      </w:r>
-      <w:proofErr w:type="gramEnd"/>
-      <w:r>
-        <w:rPr>
-          <w:rFonts w:ascii="Georgia" w:eastAsia="Times New Roman" w:hAnsi="Georgia" w:cs="Times New Roman"/>
-          <w:color w:val="000000" w:themeColor="text1"/>
-          <w:kern w:val="0"/>
-          <w:sz w:val="24"/>
-          <w:szCs w:val="24"/>
-          <w:lang w:val="en-US" w:eastAsia="en-IN"/>
-          <w14:ligatures w14:val="none"/>
-        </w:rPr>
-        <w:t>event, context):</w:t>
+        <w:t>def lambda_handler(event, context):</w:t>
       </w:r>
     </w:p>
     <w:p>
@@ -7274,33 +5963,7 @@
           <w:lang w:val="en-US" w:eastAsia="en-IN"/>
           <w14:ligatures w14:val="none"/>
         </w:rPr>
-        <w:t xml:space="preserve">        "</w:t>
-      </w:r>
-      <w:proofErr w:type="spellStart"/>
-      <w:r>
-        <w:rPr>
-          <w:rFonts w:ascii="Georgia" w:eastAsia="Times New Roman" w:hAnsi="Georgia" w:cs="Times New Roman"/>
-          <w:color w:val="000000" w:themeColor="text1"/>
-          <w:kern w:val="0"/>
-          <w:sz w:val="24"/>
-          <w:szCs w:val="24"/>
-          <w:lang w:val="en-US" w:eastAsia="en-IN"/>
-          <w14:ligatures w14:val="none"/>
-        </w:rPr>
-        <w:t>statusCode</w:t>
-      </w:r>
-      <w:proofErr w:type="spellEnd"/>
-      <w:r>
-        <w:rPr>
-          <w:rFonts w:ascii="Georgia" w:eastAsia="Times New Roman" w:hAnsi="Georgia" w:cs="Times New Roman"/>
-          <w:color w:val="000000" w:themeColor="text1"/>
-          <w:kern w:val="0"/>
-          <w:sz w:val="24"/>
-          <w:szCs w:val="24"/>
-          <w:lang w:val="en-US" w:eastAsia="en-IN"/>
-          <w14:ligatures w14:val="none"/>
-        </w:rPr>
-        <w:t>": 200,</w:t>
+        <w:t xml:space="preserve">        "statusCode": 200,</w:t>
       </w:r>
     </w:p>
     <w:p>
@@ -7372,47 +6035,7 @@
           <w:lang w:val="en-US" w:eastAsia="en-IN"/>
           <w14:ligatures w14:val="none"/>
         </w:rPr>
-        <w:t xml:space="preserve">        "time": str(</w:t>
-      </w:r>
-      <w:proofErr w:type="spellStart"/>
-      <w:proofErr w:type="gramStart"/>
-      <w:r>
-        <w:rPr>
-          <w:rFonts w:ascii="Georgia" w:eastAsia="Times New Roman" w:hAnsi="Georgia" w:cs="Times New Roman"/>
-          <w:color w:val="000000" w:themeColor="text1"/>
-          <w:kern w:val="0"/>
-          <w:sz w:val="24"/>
-          <w:szCs w:val="24"/>
-          <w:lang w:val="en-US" w:eastAsia="en-IN"/>
-          <w14:ligatures w14:val="none"/>
-        </w:rPr>
-        <w:t>datetime.datetime.now</w:t>
-      </w:r>
-      <w:proofErr w:type="spellEnd"/>
-      <w:r>
-        <w:rPr>
-          <w:rFonts w:ascii="Georgia" w:eastAsia="Times New Roman" w:hAnsi="Georgia" w:cs="Times New Roman"/>
-          <w:color w:val="000000" w:themeColor="text1"/>
-          <w:kern w:val="0"/>
-          <w:sz w:val="24"/>
-          <w:szCs w:val="24"/>
-          <w:lang w:val="en-US" w:eastAsia="en-IN"/>
-          <w14:ligatures w14:val="none"/>
-        </w:rPr>
-        <w:t>(</w:t>
-      </w:r>
-      <w:proofErr w:type="gramEnd"/>
-      <w:r>
-        <w:rPr>
-          <w:rFonts w:ascii="Georgia" w:eastAsia="Times New Roman" w:hAnsi="Georgia" w:cs="Times New Roman"/>
-          <w:color w:val="000000" w:themeColor="text1"/>
-          <w:kern w:val="0"/>
-          <w:sz w:val="24"/>
-          <w:szCs w:val="24"/>
-          <w:lang w:val="en-US" w:eastAsia="en-IN"/>
-          <w14:ligatures w14:val="none"/>
-        </w:rPr>
-        <w:t>))</w:t>
+        <w:t xml:space="preserve">        "time": str(datetime.datetime.now())</w:t>
       </w:r>
     </w:p>
     <w:p>
@@ -7527,7 +6150,7 @@
           <w14:ligatures w14:val="none"/>
         </w:rPr>
         <w:pict w14:anchorId="5A54A51B">
-          <v:rect id="_x0000_i1244" style="width:0;height:1.5pt" o:hralign="center" o:hrstd="t" o:hr="t" fillcolor="#a0a0a0" stroked="f"/>
+          <v:rect id="_x0000_i1046" style="width:0;height:1.5pt" o:hralign="center" o:hrstd="t" o:hr="t" fillcolor="#a0a0a0" stroked="f"/>
         </w:pict>
       </w:r>
     </w:p>
@@ -7668,31 +6291,17 @@
           <w14:ligatures w14:val="none"/>
         </w:rPr>
       </w:pPr>
-      <w:proofErr w:type="spellStart"/>
-      <w:r>
-        <w:rPr>
-          <w:rFonts w:ascii="Georgia" w:eastAsia="Times New Roman" w:hAnsi="Georgia" w:cs="Times New Roman"/>
-          <w:color w:val="000000" w:themeColor="text1"/>
-          <w:kern w:val="0"/>
-          <w:sz w:val="24"/>
-          <w:szCs w:val="24"/>
-          <w:lang w:val="en-US" w:eastAsia="en-IN"/>
-          <w14:ligatures w14:val="none"/>
-        </w:rPr>
-        <w:t>aws</w:t>
-      </w:r>
-      <w:proofErr w:type="spellEnd"/>
-      <w:r>
-        <w:rPr>
-          <w:rFonts w:ascii="Georgia" w:eastAsia="Times New Roman" w:hAnsi="Georgia" w:cs="Times New Roman"/>
-          <w:color w:val="000000" w:themeColor="text1"/>
-          <w:kern w:val="0"/>
-          <w:sz w:val="24"/>
-          <w:szCs w:val="24"/>
-          <w:lang w:val="en-US" w:eastAsia="en-IN"/>
-          <w14:ligatures w14:val="none"/>
-        </w:rPr>
-        <w:t xml:space="preserve"> lambda update-function-code \</w:t>
+      <w:r>
+        <w:rPr>
+          <w:rFonts w:ascii="Georgia" w:eastAsia="Times New Roman" w:hAnsi="Georgia" w:cs="Times New Roman"/>
+          <w:color w:val="000000" w:themeColor="text1"/>
+          <w:kern w:val="0"/>
+          <w:sz w:val="24"/>
+          <w:szCs w:val="24"/>
+          <w:lang w:val="en-US" w:eastAsia="en-IN"/>
+          <w14:ligatures w14:val="none"/>
+        </w:rPr>
+        <w:t>aws lambda update-function-code \</w:t>
       </w:r>
     </w:p>
     <w:p>
@@ -7728,33 +6337,7 @@
           <w:lang w:val="en-US" w:eastAsia="en-IN"/>
           <w14:ligatures w14:val="none"/>
         </w:rPr>
-        <w:t xml:space="preserve">--function-name </w:t>
-      </w:r>
-      <w:proofErr w:type="spellStart"/>
-      <w:r>
-        <w:rPr>
-          <w:rFonts w:ascii="Georgia" w:eastAsia="Times New Roman" w:hAnsi="Georgia" w:cs="Times New Roman"/>
-          <w:color w:val="000000" w:themeColor="text1"/>
-          <w:kern w:val="0"/>
-          <w:sz w:val="24"/>
-          <w:szCs w:val="24"/>
-          <w:lang w:val="en-US" w:eastAsia="en-IN"/>
-          <w14:ligatures w14:val="none"/>
-        </w:rPr>
-        <w:t>HelloLambda</w:t>
-      </w:r>
-      <w:proofErr w:type="spellEnd"/>
-      <w:r>
-        <w:rPr>
-          <w:rFonts w:ascii="Georgia" w:eastAsia="Times New Roman" w:hAnsi="Georgia" w:cs="Times New Roman"/>
-          <w:color w:val="000000" w:themeColor="text1"/>
-          <w:kern w:val="0"/>
-          <w:sz w:val="24"/>
-          <w:szCs w:val="24"/>
-          <w:lang w:val="en-US" w:eastAsia="en-IN"/>
-          <w14:ligatures w14:val="none"/>
-        </w:rPr>
-        <w:t xml:space="preserve"> \</w:t>
+        <w:t>--function-name HelloLambda \</w:t>
       </w:r>
     </w:p>
     <w:p>
@@ -7828,16 +6411,53 @@
           <w14:ligatures w14:val="none"/>
         </w:rPr>
       </w:pPr>
-      <w:r>
-        <w:rPr>
-          <w:rFonts w:ascii="Georgia" w:eastAsia="Times New Roman" w:hAnsi="Georgia" w:cs="Times New Roman"/>
-          <w:color w:val="000000" w:themeColor="text1"/>
-          <w:kern w:val="0"/>
-          <w:sz w:val="24"/>
-          <w:szCs w:val="24"/>
-          <w:lang w:val="en-US" w:eastAsia="en-IN"/>
-          <w14:ligatures w14:val="none"/>
-        </w:rPr>
+    </w:p>
+    <w:p>
+      <w:pPr>
+        <w:shd w:val="clear" w:color="auto" w:fill="FFFFFF"/>
+        <w:spacing w:after="0" w:line="480" w:lineRule="auto"/>
+        <w:jc w:val="both"/>
+        <w:textAlignment w:val="baseline"/>
+        <w:outlineLvl w:val="0"/>
+        <w:rPr>
+          <w:rFonts w:ascii="Georgia" w:eastAsia="Times New Roman" w:hAnsi="Georgia" w:cs="Times New Roman"/>
+          <w:color w:val="000000" w:themeColor="text1"/>
+          <w:kern w:val="0"/>
+          <w:sz w:val="24"/>
+          <w:szCs w:val="24"/>
+          <w:lang w:val="en-US" w:eastAsia="en-IN"/>
+          <w14:ligatures w14:val="none"/>
+        </w:rPr>
+      </w:pPr>
+    </w:p>
+    <w:p>
+      <w:pPr>
+        <w:shd w:val="clear" w:color="auto" w:fill="FFFFFF"/>
+        <w:spacing w:after="0" w:line="480" w:lineRule="auto"/>
+        <w:jc w:val="both"/>
+        <w:textAlignment w:val="baseline"/>
+        <w:outlineLvl w:val="0"/>
+        <w:rPr>
+          <w:rFonts w:ascii="Georgia" w:eastAsia="Times New Roman" w:hAnsi="Georgia" w:cs="Times New Roman"/>
+          <w:color w:val="000000" w:themeColor="text1"/>
+          <w:kern w:val="0"/>
+          <w:sz w:val="24"/>
+          <w:szCs w:val="24"/>
+          <w:lang w:val="en-US" w:eastAsia="en-IN"/>
+          <w14:ligatures w14:val="none"/>
+        </w:rPr>
+      </w:pPr>
+      <w:r>
+        <w:rPr>
+          <w:rFonts w:ascii="Georgia" w:eastAsia="Times New Roman" w:hAnsi="Georgia" w:cs="Times New Roman"/>
+          <w:color w:val="000000" w:themeColor="text1"/>
+          <w:kern w:val="0"/>
+          <w:sz w:val="24"/>
+          <w:szCs w:val="24"/>
+          <w:lang w:val="en-US" w:eastAsia="en-IN"/>
+          <w14:ligatures w14:val="none"/>
+        </w:rPr>
+        <w:lastRenderedPageBreak/>
         <w:t>Invoke again.</w:t>
       </w:r>
     </w:p>
@@ -7864,57 +6484,17 @@
           <w14:ligatures w14:val="none"/>
         </w:rPr>
       </w:pPr>
-      <w:proofErr w:type="spellStart"/>
-      <w:r>
-        <w:rPr>
-          <w:rFonts w:ascii="Georgia" w:eastAsia="Times New Roman" w:hAnsi="Georgia" w:cs="Times New Roman"/>
-          <w:color w:val="000000" w:themeColor="text1"/>
-          <w:kern w:val="0"/>
-          <w:sz w:val="24"/>
-          <w:szCs w:val="24"/>
-          <w:lang w:val="en-US" w:eastAsia="en-IN"/>
-          <w14:ligatures w14:val="none"/>
-        </w:rPr>
-        <w:t>aws</w:t>
-      </w:r>
-      <w:proofErr w:type="spellEnd"/>
-      <w:r>
-        <w:rPr>
-          <w:rFonts w:ascii="Georgia" w:eastAsia="Times New Roman" w:hAnsi="Georgia" w:cs="Times New Roman"/>
-          <w:color w:val="000000" w:themeColor="text1"/>
-          <w:kern w:val="0"/>
-          <w:sz w:val="24"/>
-          <w:szCs w:val="24"/>
-          <w:lang w:val="en-US" w:eastAsia="en-IN"/>
-          <w14:ligatures w14:val="none"/>
-        </w:rPr>
-        <w:t xml:space="preserve"> lambda </w:t>
-      </w:r>
-      <w:proofErr w:type="gramStart"/>
-      <w:r>
-        <w:rPr>
-          <w:rFonts w:ascii="Georgia" w:eastAsia="Times New Roman" w:hAnsi="Georgia" w:cs="Times New Roman"/>
-          <w:color w:val="000000" w:themeColor="text1"/>
-          <w:kern w:val="0"/>
-          <w:sz w:val="24"/>
-          <w:szCs w:val="24"/>
-          <w:lang w:val="en-US" w:eastAsia="en-IN"/>
-          <w14:ligatures w14:val="none"/>
-        </w:rPr>
-        <w:t>invoke</w:t>
-      </w:r>
-      <w:proofErr w:type="gramEnd"/>
-      <w:r>
-        <w:rPr>
-          <w:rFonts w:ascii="Georgia" w:eastAsia="Times New Roman" w:hAnsi="Georgia" w:cs="Times New Roman"/>
-          <w:color w:val="000000" w:themeColor="text1"/>
-          <w:kern w:val="0"/>
-          <w:sz w:val="24"/>
-          <w:szCs w:val="24"/>
-          <w:lang w:val="en-US" w:eastAsia="en-IN"/>
-          <w14:ligatures w14:val="none"/>
-        </w:rPr>
-        <w:t xml:space="preserve"> \</w:t>
+      <w:r>
+        <w:rPr>
+          <w:rFonts w:ascii="Georgia" w:eastAsia="Times New Roman" w:hAnsi="Georgia" w:cs="Times New Roman"/>
+          <w:color w:val="000000" w:themeColor="text1"/>
+          <w:kern w:val="0"/>
+          <w:sz w:val="24"/>
+          <w:szCs w:val="24"/>
+          <w:lang w:val="en-US" w:eastAsia="en-IN"/>
+          <w14:ligatures w14:val="none"/>
+        </w:rPr>
+        <w:t>aws lambda invoke \</w:t>
       </w:r>
     </w:p>
     <w:p>
@@ -7950,33 +6530,7 @@
           <w:lang w:val="en-US" w:eastAsia="en-IN"/>
           <w14:ligatures w14:val="none"/>
         </w:rPr>
-        <w:t xml:space="preserve">--function-name </w:t>
-      </w:r>
-      <w:proofErr w:type="spellStart"/>
-      <w:r>
-        <w:rPr>
-          <w:rFonts w:ascii="Georgia" w:eastAsia="Times New Roman" w:hAnsi="Georgia" w:cs="Times New Roman"/>
-          <w:color w:val="000000" w:themeColor="text1"/>
-          <w:kern w:val="0"/>
-          <w:sz w:val="24"/>
-          <w:szCs w:val="24"/>
-          <w:lang w:val="en-US" w:eastAsia="en-IN"/>
-          <w14:ligatures w14:val="none"/>
-        </w:rPr>
-        <w:t>HelloLambda</w:t>
-      </w:r>
-      <w:proofErr w:type="spellEnd"/>
-      <w:r>
-        <w:rPr>
-          <w:rFonts w:ascii="Georgia" w:eastAsia="Times New Roman" w:hAnsi="Georgia" w:cs="Times New Roman"/>
-          <w:color w:val="000000" w:themeColor="text1"/>
-          <w:kern w:val="0"/>
-          <w:sz w:val="24"/>
-          <w:szCs w:val="24"/>
-          <w:lang w:val="en-US" w:eastAsia="en-IN"/>
-          <w14:ligatures w14:val="none"/>
-        </w:rPr>
-        <w:t xml:space="preserve"> \</w:t>
+        <w:t>--function-name HelloLambda \</w:t>
       </w:r>
     </w:p>
     <w:p>
@@ -8002,8 +6556,6 @@
           <w14:ligatures w14:val="none"/>
         </w:rPr>
       </w:pPr>
-      <w:proofErr w:type="spellStart"/>
-      <w:proofErr w:type="gramStart"/>
       <w:r>
         <w:rPr>
           <w:rFonts w:ascii="Georgia" w:eastAsia="Times New Roman" w:hAnsi="Georgia" w:cs="Times New Roman"/>
@@ -8016,81 +6568,60 @@
         </w:rPr>
         <w:t>output.json</w:t>
       </w:r>
-      <w:proofErr w:type="spellEnd"/>
-      <w:proofErr w:type="gramEnd"/>
-    </w:p>
-    <w:p>
-      <w:pPr>
-        <w:shd w:val="clear" w:color="auto" w:fill="FFFFFF"/>
-        <w:spacing w:after="0" w:line="480" w:lineRule="auto"/>
-        <w:jc w:val="both"/>
-        <w:textAlignment w:val="baseline"/>
-        <w:outlineLvl w:val="0"/>
-        <w:rPr>
-          <w:rFonts w:ascii="Georgia" w:eastAsia="Times New Roman" w:hAnsi="Georgia" w:cs="Times New Roman"/>
-          <w:color w:val="000000" w:themeColor="text1"/>
-          <w:kern w:val="0"/>
-          <w:sz w:val="24"/>
-          <w:szCs w:val="24"/>
-          <w:lang w:val="en-US" w:eastAsia="en-IN"/>
-          <w14:ligatures w14:val="none"/>
-        </w:rPr>
-      </w:pPr>
-    </w:p>
-    <w:p>
-      <w:pPr>
-        <w:rPr>
-          <w:rFonts w:ascii="Georgia" w:eastAsia="Times New Roman" w:hAnsi="Georgia" w:cs="Times New Roman"/>
-          <w:color w:val="000000" w:themeColor="text1"/>
-          <w:kern w:val="0"/>
-          <w:sz w:val="24"/>
-          <w:szCs w:val="24"/>
-          <w:lang w:val="en-US" w:eastAsia="en-IN"/>
-          <w14:ligatures w14:val="none"/>
-        </w:rPr>
-      </w:pPr>
-      <w:r>
-        <w:rPr>
-          <w:rFonts w:ascii="Georgia" w:eastAsia="Times New Roman" w:hAnsi="Georgia" w:cs="Times New Roman"/>
-          <w:color w:val="000000" w:themeColor="text1"/>
-          <w:kern w:val="0"/>
-          <w:sz w:val="24"/>
-          <w:szCs w:val="24"/>
-          <w:lang w:val="en-US" w:eastAsia="en-IN"/>
-          <w14:ligatures w14:val="none"/>
-        </w:rPr>
-        <w:br w:type="page"/>
-      </w:r>
-    </w:p>
-    <w:p>
-      <w:pPr>
-        <w:shd w:val="clear" w:color="auto" w:fill="FFFFFF"/>
-        <w:spacing w:after="0" w:line="480" w:lineRule="auto"/>
-        <w:jc w:val="both"/>
-        <w:textAlignment w:val="baseline"/>
-        <w:outlineLvl w:val="0"/>
-        <w:rPr>
-          <w:rFonts w:ascii="Georgia" w:eastAsia="Times New Roman" w:hAnsi="Georgia" w:cs="Times New Roman"/>
-          <w:color w:val="000000" w:themeColor="text1"/>
-          <w:kern w:val="0"/>
-          <w:sz w:val="24"/>
-          <w:szCs w:val="24"/>
-          <w:lang w:val="en-US" w:eastAsia="en-IN"/>
-          <w14:ligatures w14:val="none"/>
-        </w:rPr>
-      </w:pPr>
-      <w:r>
-        <w:rPr>
-          <w:rFonts w:ascii="Georgia" w:eastAsia="Times New Roman" w:hAnsi="Georgia" w:cs="Times New Roman"/>
-          <w:color w:val="000000" w:themeColor="text1"/>
-          <w:kern w:val="0"/>
-          <w:sz w:val="24"/>
-          <w:szCs w:val="24"/>
-          <w:lang w:val="en-US" w:eastAsia="en-IN"/>
-          <w14:ligatures w14:val="none"/>
-        </w:rPr>
-        <w:lastRenderedPageBreak/>
-        <w:t>Display the output.</w:t>
+    </w:p>
+    <w:p>
+      <w:pPr>
+        <w:shd w:val="clear" w:color="auto" w:fill="FFFFFF"/>
+        <w:spacing w:after="0" w:line="480" w:lineRule="auto"/>
+        <w:jc w:val="both"/>
+        <w:textAlignment w:val="baseline"/>
+        <w:outlineLvl w:val="0"/>
+        <w:rPr>
+          <w:rFonts w:ascii="Georgia" w:eastAsia="Times New Roman" w:hAnsi="Georgia" w:cs="Times New Roman"/>
+          <w:color w:val="000000" w:themeColor="text1"/>
+          <w:kern w:val="0"/>
+          <w:sz w:val="24"/>
+          <w:szCs w:val="24"/>
+          <w:lang w:val="en-US" w:eastAsia="en-IN"/>
+          <w14:ligatures w14:val="none"/>
+        </w:rPr>
+      </w:pPr>
+    </w:p>
+    <w:p>
+      <w:pPr>
+        <w:rPr>
+          <w:rFonts w:ascii="Georgia" w:eastAsia="Times New Roman" w:hAnsi="Georgia" w:cs="Times New Roman"/>
+          <w:color w:val="000000" w:themeColor="text1"/>
+          <w:kern w:val="0"/>
+          <w:sz w:val="24"/>
+          <w:szCs w:val="24"/>
+          <w:lang w:val="en-US" w:eastAsia="en-IN"/>
+          <w14:ligatures w14:val="none"/>
+        </w:rPr>
+      </w:pPr>
+      <w:r>
+        <w:rPr>
+          <w:rFonts w:ascii="Georgia" w:eastAsia="Times New Roman" w:hAnsi="Georgia" w:cs="Times New Roman"/>
+          <w:color w:val="000000" w:themeColor="text1"/>
+          <w:kern w:val="0"/>
+          <w:sz w:val="24"/>
+          <w:szCs w:val="24"/>
+          <w:lang w:val="en-US" w:eastAsia="en-IN"/>
+          <w14:ligatures w14:val="none"/>
+        </w:rPr>
+        <w:t>d</w:t>
+      </w:r>
+      <w:r>
+        <w:rPr>
+          <w:rFonts w:ascii="Georgia" w:eastAsia="Times New Roman" w:hAnsi="Georgia" w:cs="Times New Roman"/>
+          <w:color w:val="000000" w:themeColor="text1"/>
+          <w:kern w:val="0"/>
+          <w:sz w:val="24"/>
+          <w:szCs w:val="24"/>
+          <w:lang w:val="en-US" w:eastAsia="en-IN"/>
+          <w14:ligatures w14:val="none"/>
+        </w:rPr>
+        <w:t>isplay the output.</w:t>
       </w:r>
     </w:p>
     <w:p>
@@ -8126,24 +6657,8 @@
           <w:lang w:val="en-US" w:eastAsia="en-IN"/>
           <w14:ligatures w14:val="none"/>
         </w:rPr>
-        <w:t xml:space="preserve">cat </w:t>
-      </w:r>
-      <w:proofErr w:type="spellStart"/>
-      <w:proofErr w:type="gramStart"/>
-      <w:r>
-        <w:rPr>
-          <w:rFonts w:ascii="Georgia" w:eastAsia="Times New Roman" w:hAnsi="Georgia" w:cs="Times New Roman"/>
-          <w:color w:val="000000" w:themeColor="text1"/>
-          <w:kern w:val="0"/>
-          <w:sz w:val="24"/>
-          <w:szCs w:val="24"/>
-          <w:lang w:val="en-US" w:eastAsia="en-IN"/>
-          <w14:ligatures w14:val="none"/>
-        </w:rPr>
-        <w:t>output.json</w:t>
-      </w:r>
-      <w:proofErr w:type="spellEnd"/>
-      <w:proofErr w:type="gramEnd"/>
+        <w:t>cat output.json</w:t>
+      </w:r>
     </w:p>
     <w:p>
       <w:pPr>
@@ -8173,7 +6688,7 @@
           <w14:ligatures w14:val="none"/>
         </w:rPr>
         <w:pict w14:anchorId="7C4ED106">
-          <v:rect id="_x0000_i1245" style="width:0;height:1.5pt" o:hralign="center" o:hrstd="t" o:hr="t" fillcolor="#a0a0a0" stroked="f"/>
+          <v:rect id="_x0000_i1047" style="width:0;height:1.5pt" o:hralign="center" o:hrstd="t" o:hr="t" fillcolor="#a0a0a0" stroked="f"/>
         </w:pict>
       </w:r>
     </w:p>
@@ -8264,31 +6779,17 @@
           <w14:ligatures w14:val="none"/>
         </w:rPr>
       </w:pPr>
-      <w:proofErr w:type="spellStart"/>
-      <w:r>
-        <w:rPr>
-          <w:rFonts w:ascii="Georgia" w:eastAsia="Times New Roman" w:hAnsi="Georgia" w:cs="Times New Roman"/>
-          <w:color w:val="000000" w:themeColor="text1"/>
-          <w:kern w:val="0"/>
-          <w:sz w:val="24"/>
-          <w:szCs w:val="24"/>
-          <w:lang w:val="en-US" w:eastAsia="en-IN"/>
-          <w14:ligatures w14:val="none"/>
-        </w:rPr>
-        <w:t>aws</w:t>
-      </w:r>
-      <w:proofErr w:type="spellEnd"/>
-      <w:r>
-        <w:rPr>
-          <w:rFonts w:ascii="Georgia" w:eastAsia="Times New Roman" w:hAnsi="Georgia" w:cs="Times New Roman"/>
-          <w:color w:val="000000" w:themeColor="text1"/>
-          <w:kern w:val="0"/>
-          <w:sz w:val="24"/>
-          <w:szCs w:val="24"/>
-          <w:lang w:val="en-US" w:eastAsia="en-IN"/>
-          <w14:ligatures w14:val="none"/>
-        </w:rPr>
-        <w:t xml:space="preserve"> lambda delete-function \</w:t>
+      <w:r>
+        <w:rPr>
+          <w:rFonts w:ascii="Georgia" w:eastAsia="Times New Roman" w:hAnsi="Georgia" w:cs="Times New Roman"/>
+          <w:color w:val="000000" w:themeColor="text1"/>
+          <w:kern w:val="0"/>
+          <w:sz w:val="24"/>
+          <w:szCs w:val="24"/>
+          <w:lang w:val="en-US" w:eastAsia="en-IN"/>
+          <w14:ligatures w14:val="none"/>
+        </w:rPr>
+        <w:t>aws lambda delete-function \</w:t>
       </w:r>
     </w:p>
     <w:p>
@@ -8324,22 +6825,8 @@
           <w:lang w:val="en-US" w:eastAsia="en-IN"/>
           <w14:ligatures w14:val="none"/>
         </w:rPr>
-        <w:t xml:space="preserve">--function-name </w:t>
-      </w:r>
-      <w:proofErr w:type="spellStart"/>
-      <w:r>
-        <w:rPr>
-          <w:rFonts w:ascii="Georgia" w:eastAsia="Times New Roman" w:hAnsi="Georgia" w:cs="Times New Roman"/>
-          <w:color w:val="000000" w:themeColor="text1"/>
-          <w:kern w:val="0"/>
-          <w:sz w:val="24"/>
-          <w:szCs w:val="24"/>
-          <w:lang w:val="en-US" w:eastAsia="en-IN"/>
-          <w14:ligatures w14:val="none"/>
-        </w:rPr>
-        <w:t>HelloLambda</w:t>
-      </w:r>
-      <w:proofErr w:type="spellEnd"/>
+        <w:t>--function-name HelloLambda</w:t>
+      </w:r>
     </w:p>
     <w:p>
       <w:pPr>
@@ -8412,59 +6899,17 @@
           <w14:ligatures w14:val="none"/>
         </w:rPr>
       </w:pPr>
-      <w:proofErr w:type="spellStart"/>
-      <w:r>
-        <w:rPr>
-          <w:rFonts w:ascii="Georgia" w:eastAsia="Times New Roman" w:hAnsi="Georgia" w:cs="Times New Roman"/>
-          <w:color w:val="000000" w:themeColor="text1"/>
-          <w:kern w:val="0"/>
-          <w:sz w:val="24"/>
-          <w:szCs w:val="24"/>
-          <w:lang w:val="en-US" w:eastAsia="en-IN"/>
-          <w14:ligatures w14:val="none"/>
-        </w:rPr>
-        <w:t>aws</w:t>
-      </w:r>
-      <w:proofErr w:type="spellEnd"/>
-      <w:r>
-        <w:rPr>
-          <w:rFonts w:ascii="Georgia" w:eastAsia="Times New Roman" w:hAnsi="Georgia" w:cs="Times New Roman"/>
-          <w:color w:val="000000" w:themeColor="text1"/>
-          <w:kern w:val="0"/>
-          <w:sz w:val="24"/>
-          <w:szCs w:val="24"/>
-          <w:lang w:val="en-US" w:eastAsia="en-IN"/>
-          <w14:ligatures w14:val="none"/>
-        </w:rPr>
-        <w:t xml:space="preserve"> </w:t>
-      </w:r>
-      <w:proofErr w:type="spellStart"/>
-      <w:proofErr w:type="gramStart"/>
-      <w:r>
-        <w:rPr>
-          <w:rFonts w:ascii="Georgia" w:eastAsia="Times New Roman" w:hAnsi="Georgia" w:cs="Times New Roman"/>
-          <w:color w:val="000000" w:themeColor="text1"/>
-          <w:kern w:val="0"/>
-          <w:sz w:val="24"/>
-          <w:szCs w:val="24"/>
-          <w:lang w:val="en-US" w:eastAsia="en-IN"/>
-          <w14:ligatures w14:val="none"/>
-        </w:rPr>
-        <w:t>iam</w:t>
-      </w:r>
-      <w:proofErr w:type="spellEnd"/>
-      <w:proofErr w:type="gramEnd"/>
-      <w:r>
-        <w:rPr>
-          <w:rFonts w:ascii="Georgia" w:eastAsia="Times New Roman" w:hAnsi="Georgia" w:cs="Times New Roman"/>
-          <w:color w:val="000000" w:themeColor="text1"/>
-          <w:kern w:val="0"/>
-          <w:sz w:val="24"/>
-          <w:szCs w:val="24"/>
-          <w:lang w:val="en-US" w:eastAsia="en-IN"/>
-          <w14:ligatures w14:val="none"/>
-        </w:rPr>
-        <w:t xml:space="preserve"> detach-role-policy \</w:t>
+      <w:r>
+        <w:rPr>
+          <w:rFonts w:ascii="Georgia" w:eastAsia="Times New Roman" w:hAnsi="Georgia" w:cs="Times New Roman"/>
+          <w:color w:val="000000" w:themeColor="text1"/>
+          <w:kern w:val="0"/>
+          <w:sz w:val="24"/>
+          <w:szCs w:val="24"/>
+          <w:lang w:val="en-US" w:eastAsia="en-IN"/>
+          <w14:ligatures w14:val="none"/>
+        </w:rPr>
+        <w:t>aws iam detach-role-policy \</w:t>
       </w:r>
     </w:p>
     <w:p>
@@ -8500,33 +6945,7 @@
           <w:lang w:val="en-US" w:eastAsia="en-IN"/>
           <w14:ligatures w14:val="none"/>
         </w:rPr>
-        <w:t xml:space="preserve">--role-name </w:t>
-      </w:r>
-      <w:proofErr w:type="spellStart"/>
-      <w:r>
-        <w:rPr>
-          <w:rFonts w:ascii="Georgia" w:eastAsia="Times New Roman" w:hAnsi="Georgia" w:cs="Times New Roman"/>
-          <w:color w:val="000000" w:themeColor="text1"/>
-          <w:kern w:val="0"/>
-          <w:sz w:val="24"/>
-          <w:szCs w:val="24"/>
-          <w:lang w:val="en-US" w:eastAsia="en-IN"/>
-          <w14:ligatures w14:val="none"/>
-        </w:rPr>
-        <w:t>LambdaBasicExecutionRole</w:t>
-      </w:r>
-      <w:proofErr w:type="spellEnd"/>
-      <w:r>
-        <w:rPr>
-          <w:rFonts w:ascii="Georgia" w:eastAsia="Times New Roman" w:hAnsi="Georgia" w:cs="Times New Roman"/>
-          <w:color w:val="000000" w:themeColor="text1"/>
-          <w:kern w:val="0"/>
-          <w:sz w:val="24"/>
-          <w:szCs w:val="24"/>
-          <w:lang w:val="en-US" w:eastAsia="en-IN"/>
-          <w14:ligatures w14:val="none"/>
-        </w:rPr>
-        <w:t xml:space="preserve"> \</w:t>
+        <w:t>--role-name LambdaBasicExecutionRole \</w:t>
       </w:r>
     </w:p>
     <w:p>
@@ -8562,128 +6981,8 @@
           <w:lang w:val="en-US" w:eastAsia="en-IN"/>
           <w14:ligatures w14:val="none"/>
         </w:rPr>
-        <w:t>--policy-</w:t>
-      </w:r>
-      <w:proofErr w:type="spellStart"/>
-      <w:r>
-        <w:rPr>
-          <w:rFonts w:ascii="Georgia" w:eastAsia="Times New Roman" w:hAnsi="Georgia" w:cs="Times New Roman"/>
-          <w:color w:val="000000" w:themeColor="text1"/>
-          <w:kern w:val="0"/>
-          <w:sz w:val="24"/>
-          <w:szCs w:val="24"/>
-          <w:lang w:val="en-US" w:eastAsia="en-IN"/>
-          <w14:ligatures w14:val="none"/>
-        </w:rPr>
-        <w:t>arn</w:t>
-      </w:r>
-      <w:proofErr w:type="spellEnd"/>
-      <w:r>
-        <w:rPr>
-          <w:rFonts w:ascii="Georgia" w:eastAsia="Times New Roman" w:hAnsi="Georgia" w:cs="Times New Roman"/>
-          <w:color w:val="000000" w:themeColor="text1"/>
-          <w:kern w:val="0"/>
-          <w:sz w:val="24"/>
-          <w:szCs w:val="24"/>
-          <w:lang w:val="en-US" w:eastAsia="en-IN"/>
-          <w14:ligatures w14:val="none"/>
-        </w:rPr>
-        <w:t xml:space="preserve"> </w:t>
-      </w:r>
-      <w:proofErr w:type="spellStart"/>
-      <w:proofErr w:type="gramStart"/>
-      <w:r>
-        <w:rPr>
-          <w:rFonts w:ascii="Georgia" w:eastAsia="Times New Roman" w:hAnsi="Georgia" w:cs="Times New Roman"/>
-          <w:color w:val="000000" w:themeColor="text1"/>
-          <w:kern w:val="0"/>
-          <w:sz w:val="24"/>
-          <w:szCs w:val="24"/>
-          <w:lang w:val="en-US" w:eastAsia="en-IN"/>
-          <w14:ligatures w14:val="none"/>
-        </w:rPr>
-        <w:t>arn:aws</w:t>
-      </w:r>
-      <w:proofErr w:type="gramEnd"/>
-      <w:r>
-        <w:rPr>
-          <w:rFonts w:ascii="Georgia" w:eastAsia="Times New Roman" w:hAnsi="Georgia" w:cs="Times New Roman"/>
-          <w:color w:val="000000" w:themeColor="text1"/>
-          <w:kern w:val="0"/>
-          <w:sz w:val="24"/>
-          <w:szCs w:val="24"/>
-          <w:lang w:val="en-US" w:eastAsia="en-IN"/>
-          <w14:ligatures w14:val="none"/>
-        </w:rPr>
-        <w:t>:</w:t>
-      </w:r>
-      <w:proofErr w:type="gramStart"/>
-      <w:r>
-        <w:rPr>
-          <w:rFonts w:ascii="Georgia" w:eastAsia="Times New Roman" w:hAnsi="Georgia" w:cs="Times New Roman"/>
-          <w:color w:val="000000" w:themeColor="text1"/>
-          <w:kern w:val="0"/>
-          <w:sz w:val="24"/>
-          <w:szCs w:val="24"/>
-          <w:lang w:val="en-US" w:eastAsia="en-IN"/>
-          <w14:ligatures w14:val="none"/>
-        </w:rPr>
-        <w:t>iam</w:t>
-      </w:r>
-      <w:proofErr w:type="spellEnd"/>
-      <w:r>
-        <w:rPr>
-          <w:rFonts w:ascii="Georgia" w:eastAsia="Times New Roman" w:hAnsi="Georgia" w:cs="Times New Roman"/>
-          <w:color w:val="000000" w:themeColor="text1"/>
-          <w:kern w:val="0"/>
-          <w:sz w:val="24"/>
-          <w:szCs w:val="24"/>
-          <w:lang w:val="en-US" w:eastAsia="en-IN"/>
-          <w14:ligatures w14:val="none"/>
-        </w:rPr>
-        <w:t>::</w:t>
-      </w:r>
-      <w:proofErr w:type="spellStart"/>
-      <w:r>
-        <w:rPr>
-          <w:rFonts w:ascii="Georgia" w:eastAsia="Times New Roman" w:hAnsi="Georgia" w:cs="Times New Roman"/>
-          <w:color w:val="000000" w:themeColor="text1"/>
-          <w:kern w:val="0"/>
-          <w:sz w:val="24"/>
-          <w:szCs w:val="24"/>
-          <w:lang w:val="en-US" w:eastAsia="en-IN"/>
-          <w14:ligatures w14:val="none"/>
-        </w:rPr>
-        <w:t>aws:policy</w:t>
-      </w:r>
-      <w:proofErr w:type="spellEnd"/>
-      <w:proofErr w:type="gramEnd"/>
-      <w:r>
-        <w:rPr>
-          <w:rFonts w:ascii="Georgia" w:eastAsia="Times New Roman" w:hAnsi="Georgia" w:cs="Times New Roman"/>
-          <w:color w:val="000000" w:themeColor="text1"/>
-          <w:kern w:val="0"/>
-          <w:sz w:val="24"/>
-          <w:szCs w:val="24"/>
-          <w:lang w:val="en-US" w:eastAsia="en-IN"/>
-          <w14:ligatures w14:val="none"/>
-        </w:rPr>
-        <w:t>/service-role/</w:t>
-      </w:r>
-      <w:proofErr w:type="spellStart"/>
-      <w:r>
-        <w:rPr>
-          <w:rFonts w:ascii="Georgia" w:eastAsia="Times New Roman" w:hAnsi="Georgia" w:cs="Times New Roman"/>
-          <w:color w:val="000000" w:themeColor="text1"/>
-          <w:kern w:val="0"/>
-          <w:sz w:val="24"/>
-          <w:szCs w:val="24"/>
-          <w:lang w:val="en-US" w:eastAsia="en-IN"/>
-          <w14:ligatures w14:val="none"/>
-        </w:rPr>
-        <w:t>AWSLambdaBasicExecutionRole</w:t>
-      </w:r>
-      <w:proofErr w:type="spellEnd"/>
+        <w:t>--policy-arn arn:aws:iam::aws:policy/service-role/AWSLambdaBasicExecutionRole</w:t>
+      </w:r>
     </w:p>
     <w:p>
       <w:pPr>
@@ -8756,59 +7055,17 @@
           <w14:ligatures w14:val="none"/>
         </w:rPr>
       </w:pPr>
-      <w:proofErr w:type="spellStart"/>
-      <w:r>
-        <w:rPr>
-          <w:rFonts w:ascii="Georgia" w:eastAsia="Times New Roman" w:hAnsi="Georgia" w:cs="Times New Roman"/>
-          <w:color w:val="000000" w:themeColor="text1"/>
-          <w:kern w:val="0"/>
-          <w:sz w:val="24"/>
-          <w:szCs w:val="24"/>
-          <w:lang w:val="en-US" w:eastAsia="en-IN"/>
-          <w14:ligatures w14:val="none"/>
-        </w:rPr>
-        <w:t>aws</w:t>
-      </w:r>
-      <w:proofErr w:type="spellEnd"/>
-      <w:r>
-        <w:rPr>
-          <w:rFonts w:ascii="Georgia" w:eastAsia="Times New Roman" w:hAnsi="Georgia" w:cs="Times New Roman"/>
-          <w:color w:val="000000" w:themeColor="text1"/>
-          <w:kern w:val="0"/>
-          <w:sz w:val="24"/>
-          <w:szCs w:val="24"/>
-          <w:lang w:val="en-US" w:eastAsia="en-IN"/>
-          <w14:ligatures w14:val="none"/>
-        </w:rPr>
-        <w:t xml:space="preserve"> </w:t>
-      </w:r>
-      <w:proofErr w:type="spellStart"/>
-      <w:proofErr w:type="gramStart"/>
-      <w:r>
-        <w:rPr>
-          <w:rFonts w:ascii="Georgia" w:eastAsia="Times New Roman" w:hAnsi="Georgia" w:cs="Times New Roman"/>
-          <w:color w:val="000000" w:themeColor="text1"/>
-          <w:kern w:val="0"/>
-          <w:sz w:val="24"/>
-          <w:szCs w:val="24"/>
-          <w:lang w:val="en-US" w:eastAsia="en-IN"/>
-          <w14:ligatures w14:val="none"/>
-        </w:rPr>
-        <w:t>iam</w:t>
-      </w:r>
-      <w:proofErr w:type="spellEnd"/>
-      <w:proofErr w:type="gramEnd"/>
-      <w:r>
-        <w:rPr>
-          <w:rFonts w:ascii="Georgia" w:eastAsia="Times New Roman" w:hAnsi="Georgia" w:cs="Times New Roman"/>
-          <w:color w:val="000000" w:themeColor="text1"/>
-          <w:kern w:val="0"/>
-          <w:sz w:val="24"/>
-          <w:szCs w:val="24"/>
-          <w:lang w:val="en-US" w:eastAsia="en-IN"/>
-          <w14:ligatures w14:val="none"/>
-        </w:rPr>
-        <w:t xml:space="preserve"> delete-role \</w:t>
+      <w:r>
+        <w:rPr>
+          <w:rFonts w:ascii="Georgia" w:eastAsia="Times New Roman" w:hAnsi="Georgia" w:cs="Times New Roman"/>
+          <w:color w:val="000000" w:themeColor="text1"/>
+          <w:kern w:val="0"/>
+          <w:sz w:val="24"/>
+          <w:szCs w:val="24"/>
+          <w:lang w:val="en-US" w:eastAsia="en-IN"/>
+          <w14:ligatures w14:val="none"/>
+        </w:rPr>
+        <w:t>aws iam delete-role \</w:t>
       </w:r>
     </w:p>
     <w:p>
@@ -8844,68 +7101,109 @@
           <w:lang w:val="en-US" w:eastAsia="en-IN"/>
           <w14:ligatures w14:val="none"/>
         </w:rPr>
-        <w:t xml:space="preserve">--role-name </w:t>
-      </w:r>
-      <w:proofErr w:type="spellStart"/>
-      <w:r>
-        <w:rPr>
-          <w:rFonts w:ascii="Georgia" w:eastAsia="Times New Roman" w:hAnsi="Georgia" w:cs="Times New Roman"/>
-          <w:color w:val="000000" w:themeColor="text1"/>
-          <w:kern w:val="0"/>
-          <w:sz w:val="24"/>
-          <w:szCs w:val="24"/>
-          <w:lang w:val="en-US" w:eastAsia="en-IN"/>
-          <w14:ligatures w14:val="none"/>
-        </w:rPr>
-        <w:t>LambdaBasicExecutionRole</w:t>
-      </w:r>
-      <w:proofErr w:type="spellEnd"/>
-    </w:p>
-    <w:p>
-      <w:pPr>
-        <w:shd w:val="clear" w:color="auto" w:fill="FFFFFF"/>
-        <w:spacing w:after="0" w:line="480" w:lineRule="auto"/>
-        <w:jc w:val="both"/>
-        <w:textAlignment w:val="baseline"/>
-        <w:outlineLvl w:val="0"/>
-        <w:rPr>
-          <w:rFonts w:ascii="Georgia" w:eastAsia="Times New Roman" w:hAnsi="Georgia" w:cs="Times New Roman"/>
-          <w:color w:val="000000" w:themeColor="text1"/>
-          <w:kern w:val="0"/>
-          <w:sz w:val="24"/>
-          <w:szCs w:val="24"/>
-          <w:lang w:val="en-US" w:eastAsia="en-IN"/>
-          <w14:ligatures w14:val="none"/>
-        </w:rPr>
-      </w:pPr>
-    </w:p>
-    <w:p>
-      <w:pPr>
-        <w:shd w:val="clear" w:color="auto" w:fill="FFFFFF"/>
-        <w:spacing w:after="0" w:line="480" w:lineRule="auto"/>
-        <w:jc w:val="both"/>
-        <w:textAlignment w:val="baseline"/>
-        <w:outlineLvl w:val="0"/>
-        <w:rPr>
-          <w:rFonts w:ascii="Georgia" w:eastAsia="Times New Roman" w:hAnsi="Georgia" w:cs="Times New Roman"/>
-          <w:color w:val="000000" w:themeColor="text1"/>
-          <w:kern w:val="0"/>
-          <w:sz w:val="24"/>
-          <w:szCs w:val="24"/>
-          <w:lang w:val="en-US" w:eastAsia="en-IN"/>
-          <w14:ligatures w14:val="none"/>
-        </w:rPr>
-      </w:pPr>
-      <w:r>
-        <w:rPr>
-          <w:rFonts w:ascii="Georgia" w:eastAsia="Times New Roman" w:hAnsi="Georgia" w:cs="Times New Roman"/>
-          <w:color w:val="000000" w:themeColor="text1"/>
-          <w:kern w:val="0"/>
-          <w:sz w:val="24"/>
-          <w:szCs w:val="24"/>
-          <w:lang w:val="en-US" w:eastAsia="en-IN"/>
-          <w14:ligatures w14:val="none"/>
-        </w:rPr>
+        <w:t>--role-name LambdaBasicExecutionRole</w:t>
+      </w:r>
+    </w:p>
+    <w:p>
+      <w:pPr>
+        <w:shd w:val="clear" w:color="auto" w:fill="FFFFFF"/>
+        <w:spacing w:after="0" w:line="480" w:lineRule="auto"/>
+        <w:jc w:val="both"/>
+        <w:textAlignment w:val="baseline"/>
+        <w:outlineLvl w:val="0"/>
+        <w:rPr>
+          <w:rFonts w:ascii="Georgia" w:eastAsia="Times New Roman" w:hAnsi="Georgia" w:cs="Times New Roman"/>
+          <w:color w:val="000000" w:themeColor="text1"/>
+          <w:kern w:val="0"/>
+          <w:sz w:val="24"/>
+          <w:szCs w:val="24"/>
+          <w:lang w:val="en-US" w:eastAsia="en-IN"/>
+          <w14:ligatures w14:val="none"/>
+        </w:rPr>
+      </w:pPr>
+    </w:p>
+    <w:p>
+      <w:pPr>
+        <w:shd w:val="clear" w:color="auto" w:fill="FFFFFF"/>
+        <w:spacing w:after="0" w:line="480" w:lineRule="auto"/>
+        <w:jc w:val="both"/>
+        <w:textAlignment w:val="baseline"/>
+        <w:outlineLvl w:val="0"/>
+        <w:rPr>
+          <w:rFonts w:ascii="Georgia" w:eastAsia="Times New Roman" w:hAnsi="Georgia" w:cs="Times New Roman"/>
+          <w:color w:val="000000" w:themeColor="text1"/>
+          <w:kern w:val="0"/>
+          <w:sz w:val="24"/>
+          <w:szCs w:val="24"/>
+          <w:lang w:val="en-US" w:eastAsia="en-IN"/>
+          <w14:ligatures w14:val="none"/>
+        </w:rPr>
+      </w:pPr>
+    </w:p>
+    <w:p>
+      <w:pPr>
+        <w:shd w:val="clear" w:color="auto" w:fill="FFFFFF"/>
+        <w:spacing w:after="0" w:line="480" w:lineRule="auto"/>
+        <w:jc w:val="both"/>
+        <w:textAlignment w:val="baseline"/>
+        <w:outlineLvl w:val="0"/>
+        <w:rPr>
+          <w:rFonts w:ascii="Georgia" w:eastAsia="Times New Roman" w:hAnsi="Georgia" w:cs="Times New Roman"/>
+          <w:color w:val="000000" w:themeColor="text1"/>
+          <w:kern w:val="0"/>
+          <w:sz w:val="24"/>
+          <w:szCs w:val="24"/>
+          <w:lang w:val="en-US" w:eastAsia="en-IN"/>
+          <w14:ligatures w14:val="none"/>
+        </w:rPr>
+      </w:pPr>
+    </w:p>
+    <w:p>
+      <w:pPr>
+        <w:shd w:val="clear" w:color="auto" w:fill="FFFFFF"/>
+        <w:spacing w:after="0" w:line="480" w:lineRule="auto"/>
+        <w:jc w:val="both"/>
+        <w:textAlignment w:val="baseline"/>
+        <w:outlineLvl w:val="0"/>
+        <w:rPr>
+          <w:rFonts w:ascii="Georgia" w:eastAsia="Times New Roman" w:hAnsi="Georgia" w:cs="Times New Roman"/>
+          <w:color w:val="000000" w:themeColor="text1"/>
+          <w:kern w:val="0"/>
+          <w:sz w:val="24"/>
+          <w:szCs w:val="24"/>
+          <w:lang w:val="en-US" w:eastAsia="en-IN"/>
+          <w14:ligatures w14:val="none"/>
+        </w:rPr>
+      </w:pPr>
+    </w:p>
+    <w:p>
+      <w:pPr>
+        <w:shd w:val="clear" w:color="auto" w:fill="FFFFFF"/>
+        <w:spacing w:after="0" w:line="480" w:lineRule="auto"/>
+        <w:jc w:val="both"/>
+        <w:textAlignment w:val="baseline"/>
+        <w:outlineLvl w:val="0"/>
+        <w:rPr>
+          <w:rFonts w:ascii="Georgia" w:eastAsia="Times New Roman" w:hAnsi="Georgia" w:cs="Times New Roman"/>
+          <w:color w:val="000000" w:themeColor="text1"/>
+          <w:kern w:val="0"/>
+          <w:sz w:val="24"/>
+          <w:szCs w:val="24"/>
+          <w:lang w:val="en-US" w:eastAsia="en-IN"/>
+          <w14:ligatures w14:val="none"/>
+        </w:rPr>
+      </w:pPr>
+      <w:r>
+        <w:rPr>
+          <w:rFonts w:ascii="Georgia" w:eastAsia="Times New Roman" w:hAnsi="Georgia" w:cs="Times New Roman"/>
+          <w:color w:val="000000" w:themeColor="text1"/>
+          <w:kern w:val="0"/>
+          <w:sz w:val="24"/>
+          <w:szCs w:val="24"/>
+          <w:lang w:val="en-US" w:eastAsia="en-IN"/>
+          <w14:ligatures w14:val="none"/>
+        </w:rPr>
+        <w:lastRenderedPageBreak/>
         <w:t>Remove local files.</w:t>
       </w:r>
     </w:p>
@@ -9004,48 +7302,18 @@
           <w14:ligatures w14:val="none"/>
         </w:rPr>
       </w:pPr>
-      <w:proofErr w:type="gramStart"/>
-      <w:r>
-        <w:rPr>
-          <w:rFonts w:ascii="Georgia" w:eastAsia="Times New Roman" w:hAnsi="Georgia" w:cs="Times New Roman"/>
-          <w:color w:val="000000" w:themeColor="text1"/>
-          <w:kern w:val="0"/>
-          <w:sz w:val="24"/>
-          <w:szCs w:val="24"/>
-          <w:lang w:val="en-US" w:eastAsia="en-IN"/>
-          <w14:ligatures w14:val="none"/>
-        </w:rPr>
-        <w:t>rm</w:t>
-      </w:r>
-      <w:proofErr w:type="gramEnd"/>
-      <w:r>
-        <w:rPr>
-          <w:rFonts w:ascii="Georgia" w:eastAsia="Times New Roman" w:hAnsi="Georgia" w:cs="Times New Roman"/>
-          <w:color w:val="000000" w:themeColor="text1"/>
-          <w:kern w:val="0"/>
-          <w:sz w:val="24"/>
-          <w:szCs w:val="24"/>
-          <w:lang w:val="en-US" w:eastAsia="en-IN"/>
-          <w14:ligatures w14:val="none"/>
-        </w:rPr>
-        <w:t xml:space="preserve"> </w:t>
-      </w:r>
-      <w:proofErr w:type="spellStart"/>
-      <w:proofErr w:type="gramStart"/>
-      <w:r>
-        <w:rPr>
-          <w:rFonts w:ascii="Georgia" w:eastAsia="Times New Roman" w:hAnsi="Georgia" w:cs="Times New Roman"/>
-          <w:color w:val="000000" w:themeColor="text1"/>
-          <w:kern w:val="0"/>
-          <w:sz w:val="24"/>
-          <w:szCs w:val="24"/>
-          <w:lang w:val="en-US" w:eastAsia="en-IN"/>
-          <w14:ligatures w14:val="none"/>
-        </w:rPr>
-        <w:t>output.json</w:t>
-      </w:r>
-      <w:proofErr w:type="spellEnd"/>
-      <w:proofErr w:type="gramEnd"/>
+      <w:r>
+        <w:rPr>
+          <w:rFonts w:ascii="Georgia" w:eastAsia="Times New Roman" w:hAnsi="Georgia" w:cs="Times New Roman"/>
+          <w:color w:val="000000" w:themeColor="text1"/>
+          <w:kern w:val="0"/>
+          <w:sz w:val="24"/>
+          <w:szCs w:val="24"/>
+          <w:lang w:val="en-US" w:eastAsia="en-IN"/>
+          <w14:ligatures w14:val="none"/>
+        </w:rPr>
+        <w:t>rm output.json</w:t>
+      </w:r>
     </w:p>
     <w:p>
       <w:pPr>
@@ -9080,24 +7348,8 @@
           <w:lang w:val="en-US" w:eastAsia="en-IN"/>
           <w14:ligatures w14:val="none"/>
         </w:rPr>
-        <w:t>rm trust-</w:t>
-      </w:r>
-      <w:proofErr w:type="spellStart"/>
-      <w:proofErr w:type="gramStart"/>
-      <w:r>
-        <w:rPr>
-          <w:rFonts w:ascii="Georgia" w:eastAsia="Times New Roman" w:hAnsi="Georgia" w:cs="Times New Roman"/>
-          <w:color w:val="000000" w:themeColor="text1"/>
-          <w:kern w:val="0"/>
-          <w:sz w:val="24"/>
-          <w:szCs w:val="24"/>
-          <w:lang w:val="en-US" w:eastAsia="en-IN"/>
-          <w14:ligatures w14:val="none"/>
-        </w:rPr>
-        <w:t>policy.json</w:t>
-      </w:r>
-      <w:proofErr w:type="spellEnd"/>
-      <w:proofErr w:type="gramEnd"/>
+        <w:t>rm trust-policy.json</w:t>
+      </w:r>
     </w:p>
     <w:p>
       <w:pPr>
@@ -9127,7 +7379,7 @@
           <w14:ligatures w14:val="none"/>
         </w:rPr>
         <w:pict w14:anchorId="76B5D9AC">
-          <v:rect id="_x0000_i1246" style="width:0;height:1.5pt" o:hralign="center" o:hrstd="t" o:hr="t" fillcolor="#a0a0a0" stroked="f"/>
+          <v:rect id="_x0000_i1048" style="width:0;height:1.5pt" o:hralign="center" o:hrstd="t" o:hr="t" fillcolor="#a0a0a0" stroked="f"/>
         </w:pict>
       </w:r>
     </w:p>
@@ -9157,16 +7409,9 @@
           <w:lang w:val="en-US" w:eastAsia="en-IN"/>
           <w14:ligatures w14:val="none"/>
         </w:rPr>
-        <w:br w:type="page"/>
-      </w:r>
-    </w:p>
-    <w:p>
-      <w:pPr>
-        <w:shd w:val="clear" w:color="auto" w:fill="FFFFFF"/>
-        <w:spacing w:after="0" w:line="480" w:lineRule="auto"/>
-        <w:jc w:val="both"/>
-        <w:textAlignment w:val="baseline"/>
-        <w:outlineLvl w:val="0"/>
+        <w:t>E</w:t>
+      </w:r>
+      <w:r>
         <w:rPr>
           <w:rFonts w:ascii="Georgia" w:eastAsia="Times New Roman" w:hAnsi="Georgia" w:cs="Times New Roman"/>
           <w:b/>
@@ -9178,21 +7423,7 @@
           <w:lang w:val="en-US" w:eastAsia="en-IN"/>
           <w14:ligatures w14:val="none"/>
         </w:rPr>
-      </w:pPr>
-      <w:r>
-        <w:rPr>
-          <w:rFonts w:ascii="Georgia" w:eastAsia="Times New Roman" w:hAnsi="Georgia" w:cs="Times New Roman"/>
-          <w:b/>
-          <w:bCs/>
-          <w:color w:val="000000" w:themeColor="text1"/>
-          <w:kern w:val="0"/>
-          <w:sz w:val="24"/>
-          <w:szCs w:val="24"/>
-          <w:lang w:val="en-US" w:eastAsia="en-IN"/>
-          <w14:ligatures w14:val="none"/>
-        </w:rPr>
-        <w:lastRenderedPageBreak/>
-        <w:t>Expected Outcome</w:t>
+        <w:t>xpected Outcome</w:t>
       </w:r>
     </w:p>
     <w:p>
@@ -9290,33 +7521,7 @@
           <w:lang w:val="en-US" w:eastAsia="en-IN"/>
           <w14:ligatures w14:val="none"/>
         </w:rPr>
-        <w:t xml:space="preserve">Create and deploy a Python Lambda function using AWS </w:t>
-      </w:r>
-      <w:proofErr w:type="spellStart"/>
-      <w:r>
-        <w:rPr>
-          <w:rFonts w:ascii="Georgia" w:eastAsia="Times New Roman" w:hAnsi="Georgia" w:cs="Times New Roman"/>
-          <w:color w:val="000000" w:themeColor="text1"/>
-          <w:kern w:val="0"/>
-          <w:sz w:val="24"/>
-          <w:szCs w:val="24"/>
-          <w:lang w:val="en-US" w:eastAsia="en-IN"/>
-          <w14:ligatures w14:val="none"/>
-        </w:rPr>
-        <w:t>CloudShell</w:t>
-      </w:r>
-      <w:proofErr w:type="spellEnd"/>
-      <w:r>
-        <w:rPr>
-          <w:rFonts w:ascii="Georgia" w:eastAsia="Times New Roman" w:hAnsi="Georgia" w:cs="Times New Roman"/>
-          <w:color w:val="000000" w:themeColor="text1"/>
-          <w:kern w:val="0"/>
-          <w:sz w:val="24"/>
-          <w:szCs w:val="24"/>
-          <w:lang w:val="en-US" w:eastAsia="en-IN"/>
-          <w14:ligatures w14:val="none"/>
-        </w:rPr>
-        <w:t xml:space="preserve">. </w:t>
+        <w:t xml:space="preserve">Create and deploy a Python Lambda function using AWS CloudShell. </w:t>
       </w:r>
     </w:p>
     <w:p>
@@ -12285,6 +10490,7 @@
   <w:style w:type="character" w:default="1" w:styleId="DefaultParagraphFont">
     <w:name w:val="Default Paragraph Font"/>
     <w:uiPriority w:val="1"/>
+    <w:semiHidden/>
     <w:unhideWhenUsed/>
   </w:style>
   <w:style w:type="table" w:default="1" w:styleId="TableNormal">
